--- a/Profile-Abhinav-Feb2026.docx
+++ b/Profile-Abhinav-Feb2026.docx
@@ -3131,27 +3131,7 @@
                 <w:szCs w:val="20"/>
                 <w:lang w:val="en-IN" w:bidi="hi-IN"/>
               </w:rPr>
-              <w:t xml:space="preserve">ultimodal LLMs and </w:t>
-            </w:r>
-            <w:r>
-              <w:rPr>
-                <w:rFonts w:ascii="Calibri" w:eastAsia="Times New Roman" w:hAnsi="Calibri" w:cs="Times New Roman"/>
-                <w:color w:val="000000"/>
-                <w:sz w:val="20"/>
-                <w:szCs w:val="20"/>
-                <w:lang w:val="en-IN" w:bidi="hi-IN"/>
-              </w:rPr>
-              <w:t>M</w:t>
-            </w:r>
-            <w:r>
-              <w:rPr>
-                <w:rFonts w:ascii="Calibri" w:eastAsia="Times New Roman" w:hAnsi="Calibri" w:cs="Times New Roman"/>
-                <w:color w:val="000000"/>
-                <w:sz w:val="20"/>
-                <w:szCs w:val="20"/>
-                <w:lang w:val="en-IN" w:bidi="hi-IN"/>
-              </w:rPr>
-              <w:t xml:space="preserve">ultimodal RAG, </w:t>
+              <w:t xml:space="preserve">ultimodal LLMs and RAG, </w:t>
             </w:r>
             <w:r>
               <w:rPr>
@@ -4448,7 +4428,6 @@
                 <w:szCs w:val="20"/>
                 <w:lang w:bidi="hi-IN"/>
               </w:rPr>
-              <w:lastRenderedPageBreak/>
               <w:t xml:space="preserve">Experience on working with </w:t>
             </w:r>
             <w:r>
@@ -4486,6 +4465,7 @@
                 <w:sz w:val="20"/>
                 <w:lang w:bidi="hi-IN"/>
               </w:rPr>
+              <w:lastRenderedPageBreak/>
               <w:t xml:space="preserve">Hands-on </w:t>
             </w:r>
             <w:proofErr w:type="spellStart"/>
@@ -6025,18 +6005,6 @@
               <w:t>native AI Deployment.</w:t>
             </w:r>
           </w:p>
-          <w:p>
-            <w:pPr>
-              <w:spacing w:before="100" w:beforeAutospacing="1" w:after="100" w:afterAutospacing="1" w:line="240" w:lineRule="auto"/>
-              <w:outlineLvl w:val="2"/>
-              <w:rPr>
-                <w:rFonts w:eastAsia="Times New Roman" w:cstheme="minorHAnsi"/>
-                <w:sz w:val="20"/>
-                <w:szCs w:val="20"/>
-                <w:lang w:val="en-IN" w:bidi="hi-IN"/>
-              </w:rPr>
-            </w:pPr>
-          </w:p>
         </w:tc>
         <w:tc>
           <w:tcPr>
@@ -6117,7 +6085,6 @@
                 <w:szCs w:val="24"/>
                 <w:lang w:bidi="hi-IN"/>
               </w:rPr>
-              <w:lastRenderedPageBreak/>
               <w:t>LTM</w:t>
             </w:r>
           </w:p>
@@ -6229,6 +6196,7 @@
                 <w:szCs w:val="20"/>
                 <w:lang w:val="en-IN" w:bidi="hi-IN"/>
               </w:rPr>
+              <w:lastRenderedPageBreak/>
               <w:t>Built an end</w:t>
             </w:r>
             <w:r>
@@ -6717,6 +6685,7 @@
                 <w:sz w:val="20"/>
                 <w:lang w:bidi="hi-IN"/>
               </w:rPr>
+              <w:lastRenderedPageBreak/>
               <w:t>Nov</w:t>
             </w:r>
             <w:r>
@@ -7985,7 +7954,6 @@
                 <w:szCs w:val="20"/>
                 <w:shd w:val="clear" w:color="auto" w:fill="FFFFFF"/>
               </w:rPr>
-              <w:lastRenderedPageBreak/>
               <w:t>AutoML</w:t>
             </w:r>
             <w:proofErr w:type="spellEnd"/>
@@ -8083,32 +8051,6 @@
               </w:rPr>
               <w:t> </w:t>
             </w:r>
-          </w:p>
-          <w:p>
-            <w:pPr>
-              <w:spacing w:after="0" w:line="240" w:lineRule="auto"/>
-              <w:textAlignment w:val="baseline"/>
-              <w:rPr>
-                <w:rStyle w:val="eop"/>
-                <w:rFonts w:ascii="Calibri" w:hAnsi="Calibri"/>
-                <w:color w:val="262626"/>
-                <w:shd w:val="clear" w:color="auto" w:fill="FFFFFF"/>
-              </w:rPr>
-            </w:pPr>
-          </w:p>
-          <w:p>
-            <w:pPr>
-              <w:spacing w:after="0" w:line="240" w:lineRule="auto"/>
-              <w:textAlignment w:val="baseline"/>
-              <w:rPr>
-                <w:rStyle w:val="eop"/>
-                <w:rFonts w:ascii="Calibri" w:hAnsi="Calibri"/>
-                <w:color w:val="262626"/>
-                <w:sz w:val="20"/>
-                <w:szCs w:val="20"/>
-                <w:shd w:val="clear" w:color="auto" w:fill="FFFFFF"/>
-              </w:rPr>
-            </w:pPr>
           </w:p>
           <w:p>
             <w:pPr>
@@ -8155,7 +8097,6 @@
                 <w:sz w:val="20"/>
                 <w:lang w:bidi="hi-IN"/>
               </w:rPr>
-              <w:lastRenderedPageBreak/>
               <w:t xml:space="preserve">01Feb2023 </w:t>
             </w:r>
             <w:r>
@@ -8412,6 +8353,7 @@
                 <w:sz w:val="20"/>
                 <w:lang w:bidi="hi-IN"/>
               </w:rPr>
+              <w:lastRenderedPageBreak/>
               <w:t>Key Responsibilities</w:t>
             </w:r>
             <w:r>
@@ -8876,6 +8818,7 @@
                 <w:sz w:val="20"/>
                 <w:lang w:bidi="hi-IN"/>
               </w:rPr>
+              <w:lastRenderedPageBreak/>
               <w:t>01Aug2022 – Jan2023 </w:t>
             </w:r>
           </w:p>
@@ -8900,6 +8843,7 @@
                 <w:szCs w:val="24"/>
                 <w:lang w:bidi="hi-IN"/>
               </w:rPr>
+              <w:lastRenderedPageBreak/>
               <w:t> </w:t>
             </w:r>
           </w:p>
@@ -8943,6 +8887,7 @@
                 <w:szCs w:val="24"/>
                 <w:lang w:bidi="hi-IN"/>
               </w:rPr>
+              <w:lastRenderedPageBreak/>
               <w:t>HCLTech</w:t>
             </w:r>
             <w:proofErr w:type="spellEnd"/>

--- a/Profile-Abhinav-Feb2026.docx
+++ b/Profile-Abhinav-Feb2026.docx
@@ -1736,7 +1736,7 @@
               <w:textAlignment w:val="baseline"/>
               <w:rPr>
                 <w:rFonts w:ascii="Calibri" w:eastAsia="Times New Roman" w:hAnsi="Calibri" w:cs="Times New Roman"/>
-                <w:color w:val="262626"/>
+                <w:color w:val="000000" w:themeColor="text1"/>
                 <w:sz w:val="20"/>
                 <w:lang w:bidi="hi-IN"/>
               </w:rPr>
@@ -1746,14 +1746,14 @@
                 <w:rFonts w:eastAsia="Calibri Light" w:cstheme="minorHAnsi"/>
                 <w:b/>
                 <w:bCs/>
-                <w:color w:val="404040"/>
+                <w:color w:val="000000" w:themeColor="text1"/>
               </w:rPr>
               <w:t>Hardware Platforms</w:t>
             </w:r>
             <w:r>
               <w:rPr>
                 <w:rFonts w:eastAsia="Calibri Light" w:cstheme="minorHAnsi"/>
-                <w:color w:val="404040"/>
+                <w:color w:val="000000" w:themeColor="text1"/>
                 <w:sz w:val="20"/>
                 <w:szCs w:val="20"/>
               </w:rPr>
@@ -1762,7 +1762,7 @@
             <w:r>
               <w:rPr>
                 <w:rFonts w:eastAsia="Calibri Light" w:cstheme="minorHAnsi"/>
-                <w:color w:val="404040"/>
+                <w:color w:val="000000" w:themeColor="text1"/>
                 <w:sz w:val="20"/>
                 <w:szCs w:val="20"/>
               </w:rPr>
@@ -1771,7 +1771,7 @@
             <w:r>
               <w:rPr>
                 <w:rFonts w:eastAsia="Calibri Light" w:cstheme="minorHAnsi"/>
-                <w:color w:val="404040"/>
+                <w:color w:val="000000" w:themeColor="text1"/>
                 <w:sz w:val="20"/>
                 <w:szCs w:val="20"/>
               </w:rPr>
@@ -1780,7 +1780,7 @@
             <w:r>
               <w:rPr>
                 <w:rFonts w:eastAsia="Calibri Light" w:cstheme="minorHAnsi"/>
-                <w:color w:val="404040"/>
+                <w:color w:val="000000" w:themeColor="text1"/>
                 <w:sz w:val="20"/>
                 <w:szCs w:val="20"/>
               </w:rPr>
@@ -1790,7 +1790,7 @@
             <w:r>
               <w:rPr>
                 <w:rFonts w:eastAsia="Calibri Light" w:cstheme="minorHAnsi"/>
-                <w:color w:val="404040"/>
+                <w:color w:val="000000" w:themeColor="text1"/>
                 <w:sz w:val="20"/>
                 <w:szCs w:val="20"/>
               </w:rPr>
@@ -1799,7 +1799,7 @@
             <w:r>
               <w:rPr>
                 <w:rFonts w:eastAsia="Calibri Light" w:cstheme="minorHAnsi"/>
-                <w:color w:val="404040"/>
+                <w:color w:val="000000" w:themeColor="text1"/>
                 <w:sz w:val="20"/>
                 <w:szCs w:val="20"/>
               </w:rPr>
@@ -1809,7 +1809,7 @@
             <w:r>
               <w:rPr>
                 <w:rFonts w:eastAsia="Calibri Light" w:cstheme="minorHAnsi"/>
-                <w:color w:val="404040"/>
+                <w:color w:val="000000" w:themeColor="text1"/>
                 <w:sz w:val="20"/>
                 <w:szCs w:val="20"/>
               </w:rPr>
@@ -1818,7 +1818,7 @@
             <w:r>
               <w:rPr>
                 <w:rFonts w:eastAsia="Calibri Light" w:cstheme="minorHAnsi"/>
-                <w:color w:val="404040"/>
+                <w:color w:val="000000" w:themeColor="text1"/>
                 <w:sz w:val="20"/>
                 <w:szCs w:val="20"/>
               </w:rPr>
@@ -1827,7 +1827,7 @@
             <w:r>
               <w:rPr>
                 <w:rFonts w:eastAsia="Calibri Light" w:cstheme="minorHAnsi"/>
-                <w:color w:val="404040"/>
+                <w:color w:val="000000" w:themeColor="text1"/>
                 <w:sz w:val="20"/>
                 <w:szCs w:val="20"/>
               </w:rPr>
@@ -1837,7 +1837,7 @@
             <w:r>
               <w:rPr>
                 <w:rFonts w:eastAsia="Calibri Light" w:cstheme="minorHAnsi"/>
-                <w:color w:val="404040"/>
+                <w:color w:val="000000" w:themeColor="text1"/>
                 <w:sz w:val="20"/>
                 <w:szCs w:val="20"/>
               </w:rPr>
@@ -1847,7 +1847,7 @@
             <w:r>
               <w:rPr>
                 <w:rFonts w:eastAsia="Calibri Light" w:cstheme="minorHAnsi"/>
-                <w:color w:val="404040"/>
+                <w:color w:val="000000" w:themeColor="text1"/>
                 <w:sz w:val="20"/>
                 <w:szCs w:val="20"/>
               </w:rPr>
@@ -1856,7 +1856,7 @@
             <w:r>
               <w:rPr>
                 <w:rFonts w:eastAsia="Calibri Light" w:cstheme="minorHAnsi"/>
-                <w:color w:val="404040"/>
+                <w:color w:val="000000" w:themeColor="text1"/>
                 <w:sz w:val="20"/>
                 <w:szCs w:val="20"/>
               </w:rPr>
@@ -1865,7 +1865,7 @@
             <w:r>
               <w:rPr>
                 <w:rFonts w:eastAsia="Calibri Light" w:cstheme="minorHAnsi"/>
-                <w:color w:val="404040"/>
+                <w:color w:val="000000" w:themeColor="text1"/>
                 <w:sz w:val="20"/>
                 <w:szCs w:val="20"/>
               </w:rPr>
@@ -1874,43 +1874,25 @@
             <w:r>
               <w:rPr>
                 <w:rFonts w:eastAsia="Calibri Light" w:cstheme="minorHAnsi"/>
-                <w:color w:val="404040"/>
-                <w:sz w:val="20"/>
-                <w:szCs w:val="20"/>
-              </w:rPr>
-              <w:t xml:space="preserve">Intel </w:t>
+                <w:color w:val="000000" w:themeColor="text1"/>
+                <w:sz w:val="20"/>
+                <w:szCs w:val="20"/>
+              </w:rPr>
+              <w:t xml:space="preserve">Intel ASUS NUC 15 Pro+ Edge device, </w:t>
             </w:r>
             <w:r>
               <w:rPr>
                 <w:rFonts w:eastAsia="Calibri Light" w:cstheme="minorHAnsi"/>
-                <w:color w:val="404040"/>
-                <w:sz w:val="20"/>
-                <w:szCs w:val="20"/>
-              </w:rPr>
-              <w:t xml:space="preserve">ASUS NUC 15 Pro+ </w:t>
+                <w:color w:val="000000" w:themeColor="text1"/>
+                <w:sz w:val="20"/>
+                <w:szCs w:val="20"/>
+              </w:rPr>
+              <w:t>AMD EPYC CPU</w:t>
             </w:r>
             <w:r>
               <w:rPr>
                 <w:rFonts w:eastAsia="Calibri Light" w:cstheme="minorHAnsi"/>
-                <w:color w:val="404040"/>
-                <w:sz w:val="20"/>
-                <w:szCs w:val="20"/>
-              </w:rPr>
-              <w:t xml:space="preserve">Edge device, </w:t>
-            </w:r>
-            <w:r>
-              <w:rPr>
-                <w:rFonts w:eastAsia="Calibri Light" w:cstheme="minorHAnsi"/>
-                <w:color w:val="404040"/>
-                <w:sz w:val="20"/>
-                <w:szCs w:val="20"/>
-              </w:rPr>
-              <w:t>AMD EPYC CPU</w:t>
-            </w:r>
-            <w:r>
-              <w:rPr>
-                <w:rFonts w:eastAsia="Calibri Light" w:cstheme="minorHAnsi"/>
-                <w:color w:val="404040"/>
+                <w:color w:val="000000" w:themeColor="text1"/>
                 <w:sz w:val="20"/>
                 <w:szCs w:val="20"/>
               </w:rPr>
@@ -7321,67 +7303,67 @@
               <w:spacing w:after="0" w:line="240" w:lineRule="auto"/>
               <w:textAlignment w:val="baseline"/>
               <w:rPr>
+                <w:rFonts w:ascii="Calibri" w:eastAsia="Times New Roman" w:hAnsi="Calibri" w:cs="Times New Roman"/>
+                <w:color w:val="262626"/>
+                <w:sz w:val="20"/>
+                <w:lang w:bidi="hi-IN"/>
+              </w:rPr>
+            </w:pPr>
+            <w:r>
+              <w:rPr>
+                <w:rFonts w:ascii="Calibri" w:eastAsia="Times New Roman" w:hAnsi="Calibri" w:cs="Times New Roman"/>
+                <w:b/>
+                <w:bCs/>
+                <w:color w:val="262626"/>
+                <w:sz w:val="20"/>
+                <w:lang w:bidi="hi-IN"/>
+              </w:rPr>
+              <w:t>Key Responsibilities</w:t>
+            </w:r>
+            <w:r>
+              <w:rPr>
+                <w:rFonts w:ascii="Calibri" w:eastAsia="Times New Roman" w:hAnsi="Calibri" w:cs="Times New Roman"/>
+                <w:b/>
+                <w:bCs/>
+                <w:color w:val="262626"/>
+                <w:sz w:val="20"/>
+                <w:lang w:bidi="hi-IN"/>
+              </w:rPr>
+              <w:t>: </w:t>
+            </w:r>
+            <w:r>
+              <w:rPr>
+                <w:rFonts w:ascii="Calibri" w:eastAsia="Times New Roman" w:hAnsi="Calibri" w:cs="Times New Roman"/>
+                <w:color w:val="262626"/>
+                <w:sz w:val="20"/>
+                <w:lang w:bidi="hi-IN"/>
+              </w:rPr>
+              <w:t> </w:t>
+            </w:r>
+          </w:p>
+          <w:p>
+            <w:pPr>
+              <w:pStyle w:val="ListParagraph"/>
+              <w:numPr>
+                <w:ilvl w:val="0"/>
+                <w:numId w:val="24"/>
+              </w:numPr>
+              <w:spacing w:after="0" w:line="240" w:lineRule="auto"/>
+              <w:textAlignment w:val="baseline"/>
+              <w:rPr>
                 <w:rFonts w:ascii="Times New Roman" w:eastAsia="Times New Roman" w:hAnsi="Times New Roman" w:cs="Times New Roman"/>
                 <w:color w:val="00000A"/>
-                <w:sz w:val="24"/>
-                <w:szCs w:val="24"/>
-                <w:lang w:bidi="hi-IN"/>
-              </w:rPr>
-            </w:pPr>
-            <w:r>
-              <w:rPr>
-                <w:rFonts w:ascii="Calibri" w:eastAsia="Times New Roman" w:hAnsi="Calibri" w:cs="Times New Roman"/>
-                <w:b/>
-                <w:bCs/>
-                <w:color w:val="262626"/>
-                <w:sz w:val="20"/>
-                <w:lang w:bidi="hi-IN"/>
-              </w:rPr>
-              <w:t>Key Responsibilities</w:t>
-            </w:r>
-            <w:r>
-              <w:rPr>
-                <w:rFonts w:ascii="Calibri" w:eastAsia="Times New Roman" w:hAnsi="Calibri" w:cs="Times New Roman"/>
-                <w:b/>
-                <w:bCs/>
-                <w:color w:val="262626"/>
-                <w:sz w:val="20"/>
-                <w:lang w:bidi="hi-IN"/>
-              </w:rPr>
-              <w:t>: </w:t>
-            </w:r>
-            <w:r>
-              <w:rPr>
-                <w:rFonts w:ascii="Calibri" w:eastAsia="Times New Roman" w:hAnsi="Calibri" w:cs="Times New Roman"/>
-                <w:color w:val="262626"/>
-                <w:sz w:val="20"/>
-                <w:lang w:bidi="hi-IN"/>
-              </w:rPr>
-              <w:t> </w:t>
-            </w:r>
-          </w:p>
-          <w:p>
-            <w:pPr>
-              <w:numPr>
-                <w:ilvl w:val="0"/>
-                <w:numId w:val="2"/>
-              </w:numPr>
-              <w:spacing w:after="0" w:line="240" w:lineRule="auto"/>
-              <w:ind w:left="368" w:firstLine="0"/>
-              <w:textAlignment w:val="baseline"/>
-              <w:rPr>
-                <w:rFonts w:ascii="Calibri" w:eastAsia="Times New Roman" w:hAnsi="Calibri" w:cs="Times New Roman"/>
-                <w:color w:val="00000A"/>
-                <w:sz w:val="20"/>
-                <w:szCs w:val="20"/>
-                <w:lang w:bidi="hi-IN"/>
-              </w:rPr>
-            </w:pPr>
-            <w:r>
-              <w:rPr>
-                <w:rFonts w:ascii="Calibri" w:eastAsia="Times New Roman" w:hAnsi="Calibri" w:cs="Times New Roman"/>
-                <w:color w:val="000000"/>
-                <w:sz w:val="20"/>
+                <w:sz w:val="20"/>
+                <w:szCs w:val="20"/>
+                <w:lang w:bidi="hi-IN"/>
+              </w:rPr>
+            </w:pPr>
+            <w:r>
+              <w:rPr>
+                <w:rFonts w:ascii="Calibri" w:eastAsia="Times New Roman" w:hAnsi="Calibri" w:cs="Times New Roman"/>
+                <w:color w:val="000000"/>
+                <w:sz w:val="20"/>
+                <w:szCs w:val="20"/>
                 <w:lang w:bidi="hi-IN"/>
               </w:rPr>
               <w:t xml:space="preserve">Implementing and </w:t>
@@ -7392,6 +7374,7 @@
                 <w:rFonts w:ascii="Calibri" w:eastAsia="Times New Roman" w:hAnsi="Calibri" w:cs="Times New Roman"/>
                 <w:color w:val="000000"/>
                 <w:sz w:val="20"/>
+                <w:szCs w:val="20"/>
                 <w:lang w:bidi="hi-IN"/>
               </w:rPr>
               <w:t>optimi</w:t>
@@ -7401,6 +7384,7 @@
                 <w:rFonts w:ascii="Calibri" w:eastAsia="Times New Roman" w:hAnsi="Calibri" w:cs="Times New Roman"/>
                 <w:color w:val="000000"/>
                 <w:sz w:val="20"/>
+                <w:szCs w:val="20"/>
                 <w:lang w:bidi="hi-IN"/>
               </w:rPr>
               <w:t>sing</w:t>
@@ -7411,6 +7395,7 @@
                 <w:rFonts w:ascii="Calibri" w:eastAsia="Times New Roman" w:hAnsi="Calibri" w:cs="Times New Roman"/>
                 <w:color w:val="000000"/>
                 <w:sz w:val="20"/>
+                <w:szCs w:val="20"/>
                 <w:lang w:bidi="hi-IN"/>
               </w:rPr>
               <w:t xml:space="preserve"> </w:t>
@@ -7421,6 +7406,7 @@
                 <w:rFonts w:ascii="Calibri" w:eastAsia="Times New Roman" w:hAnsi="Calibri" w:cs="Times New Roman"/>
                 <w:color w:val="000000"/>
                 <w:sz w:val="20"/>
+                <w:szCs w:val="20"/>
                 <w:lang w:bidi="hi-IN"/>
               </w:rPr>
               <w:t>MLOps</w:t>
@@ -7431,6 +7417,7 @@
                 <w:rFonts w:ascii="Calibri" w:eastAsia="Times New Roman" w:hAnsi="Calibri" w:cs="Times New Roman"/>
                 <w:color w:val="000000"/>
                 <w:sz w:val="20"/>
+                <w:szCs w:val="20"/>
                 <w:lang w:bidi="hi-IN"/>
               </w:rPr>
               <w:t xml:space="preserve"> </w:t>
@@ -7460,6 +7447,7 @@
                 <w:rFonts w:ascii="Calibri" w:eastAsia="Times New Roman" w:hAnsi="Calibri" w:cs="Times New Roman"/>
                 <w:color w:val="000000"/>
                 <w:sz w:val="20"/>
+                <w:szCs w:val="20"/>
                 <w:lang w:bidi="hi-IN"/>
               </w:rPr>
               <w:t> </w:t>
@@ -7487,6 +7475,7 @@
                 <w:rFonts w:ascii="Calibri" w:eastAsia="Times New Roman" w:hAnsi="Calibri" w:cs="Times New Roman"/>
                 <w:color w:val="000000"/>
                 <w:sz w:val="20"/>
+                <w:szCs w:val="20"/>
                 <w:lang w:bidi="hi-IN"/>
               </w:rPr>
               <w:t>Ens</w:t>
@@ -7496,6 +7485,7 @@
                 <w:rFonts w:ascii="Calibri" w:eastAsia="Times New Roman" w:hAnsi="Calibri" w:cs="Times New Roman"/>
                 <w:color w:val="000000"/>
                 <w:sz w:val="20"/>
+                <w:szCs w:val="20"/>
                 <w:lang w:bidi="hi-IN"/>
               </w:rPr>
               <w:t xml:space="preserve">uring deployed </w:t>
@@ -7506,6 +7496,7 @@
                 <w:rFonts w:ascii="Calibri" w:eastAsia="Times New Roman" w:hAnsi="Calibri" w:cs="Times New Roman"/>
                 <w:color w:val="000000"/>
                 <w:sz w:val="20"/>
+                <w:szCs w:val="20"/>
                 <w:lang w:bidi="hi-IN"/>
               </w:rPr>
               <w:t>model’s  fairnes</w:t>
@@ -7515,6 +7506,7 @@
                 <w:rFonts w:ascii="Calibri" w:eastAsia="Times New Roman" w:hAnsi="Calibri" w:cs="Times New Roman"/>
                 <w:color w:val="000000"/>
                 <w:sz w:val="20"/>
+                <w:szCs w:val="20"/>
                 <w:lang w:bidi="hi-IN"/>
               </w:rPr>
               <w:t>s</w:t>
@@ -7525,6 +7517,7 @@
                 <w:rFonts w:ascii="Calibri" w:eastAsia="Times New Roman" w:hAnsi="Calibri" w:cs="Times New Roman"/>
                 <w:color w:val="000000"/>
                 <w:sz w:val="20"/>
+                <w:szCs w:val="20"/>
                 <w:lang w:bidi="hi-IN"/>
               </w:rPr>
               <w:t xml:space="preserve">, explainability, </w:t>
@@ -7534,6 +7527,7 @@
                 <w:rFonts w:ascii="Calibri" w:eastAsia="Times New Roman" w:hAnsi="Calibri" w:cs="Times New Roman"/>
                 <w:color w:val="000000"/>
                 <w:sz w:val="20"/>
+                <w:szCs w:val="20"/>
                 <w:lang w:bidi="hi-IN"/>
               </w:rPr>
               <w:t>security</w:t>
@@ -7543,6 +7537,7 @@
                 <w:rFonts w:ascii="Calibri" w:eastAsia="Times New Roman" w:hAnsi="Calibri" w:cs="Times New Roman"/>
                 <w:color w:val="000000"/>
                 <w:sz w:val="20"/>
+                <w:szCs w:val="20"/>
                 <w:lang w:bidi="hi-IN"/>
               </w:rPr>
               <w:t xml:space="preserve"> and robustness</w:t>
@@ -7552,6 +7547,7 @@
                 <w:rFonts w:ascii="Calibri" w:eastAsia="Times New Roman" w:hAnsi="Calibri" w:cs="Times New Roman"/>
                 <w:color w:val="000000"/>
                 <w:sz w:val="20"/>
+                <w:szCs w:val="20"/>
                 <w:lang w:bidi="hi-IN"/>
               </w:rPr>
               <w:t>.</w:t>
@@ -7559,12 +7555,12 @@
           </w:p>
           <w:p>
             <w:pPr>
+              <w:pStyle w:val="ListParagraph"/>
               <w:numPr>
                 <w:ilvl w:val="0"/>
-                <w:numId w:val="2"/>
+                <w:numId w:val="7"/>
               </w:numPr>
               <w:spacing w:after="0" w:line="240" w:lineRule="auto"/>
-              <w:ind w:left="368" w:firstLine="0"/>
               <w:textAlignment w:val="baseline"/>
               <w:rPr>
                 <w:rFonts w:ascii="Calibri" w:eastAsia="Times New Roman" w:hAnsi="Calibri" w:cs="Times New Roman"/>
@@ -7621,6 +7617,7 @@
                 <w:rFonts w:ascii="Calibri" w:eastAsia="Times New Roman" w:hAnsi="Calibri" w:cs="Times New Roman"/>
                 <w:color w:val="000000"/>
                 <w:sz w:val="20"/>
+                <w:szCs w:val="20"/>
                 <w:lang w:bidi="hi-IN"/>
               </w:rPr>
               <w:t> </w:t>
@@ -8910,7 +8907,7 @@
               <w:textAlignment w:val="baseline"/>
               <w:rPr>
                 <w:rFonts w:ascii="Times New Roman" w:eastAsia="Times New Roman" w:hAnsi="Times New Roman" w:cs="Times New Roman"/>
-                <w:color w:val="00000A"/>
+                <w:color w:val="000000" w:themeColor="text1"/>
                 <w:sz w:val="24"/>
                 <w:szCs w:val="24"/>
                 <w:lang w:bidi="hi-IN"/>
@@ -8921,16 +8918,28 @@
                 <w:rFonts w:ascii="Calibri" w:eastAsia="Times New Roman" w:hAnsi="Calibri" w:cs="Times New Roman"/>
                 <w:b/>
                 <w:bCs/>
-                <w:color w:val="262626"/>
-                <w:sz w:val="20"/>
-                <w:lang w:bidi="hi-IN"/>
-              </w:rPr>
-              <w:t>Project:</w:t>
-            </w:r>
-            <w:r>
-              <w:rPr>
-                <w:rFonts w:ascii="Calibri" w:eastAsia="Times New Roman" w:hAnsi="Calibri" w:cs="Times New Roman"/>
-                <w:color w:val="262626"/>
+                <w:color w:val="000000" w:themeColor="text1"/>
+                <w:sz w:val="20"/>
+                <w:lang w:bidi="hi-IN"/>
+              </w:rPr>
+              <w:t>Project</w:t>
+            </w:r>
+            <w:proofErr w:type="gramStart"/>
+            <w:r>
+              <w:rPr>
+                <w:rFonts w:ascii="Calibri" w:eastAsia="Times New Roman" w:hAnsi="Calibri" w:cs="Times New Roman"/>
+                <w:b/>
+                <w:bCs/>
+                <w:color w:val="000000" w:themeColor="text1"/>
+                <w:sz w:val="20"/>
+                <w:lang w:bidi="hi-IN"/>
+              </w:rPr>
+              <w:t>:</w:t>
+            </w:r>
+            <w:r>
+              <w:rPr>
+                <w:rFonts w:ascii="Calibri" w:eastAsia="Times New Roman" w:hAnsi="Calibri" w:cs="Times New Roman"/>
+                <w:color w:val="000000" w:themeColor="text1"/>
                 <w:sz w:val="20"/>
                 <w:lang w:bidi="hi-IN"/>
               </w:rPr>
@@ -8941,16 +8950,547 @@
                 <w:rFonts w:ascii="Calibri" w:eastAsia="Times New Roman" w:hAnsi="Calibri" w:cs="Times New Roman"/>
                 <w:b/>
                 <w:bCs/>
-                <w:color w:val="00000A"/>
-                <w:sz w:val="20"/>
-                <w:lang w:bidi="hi-IN"/>
-              </w:rPr>
-              <w:t>Conduent camera enforcement software development</w:t>
-            </w:r>
-            <w:r>
-              <w:rPr>
-                <w:rFonts w:ascii="Calibri" w:eastAsia="Times New Roman" w:hAnsi="Calibri" w:cs="Times New Roman"/>
-                <w:color w:val="00000A"/>
+                <w:color w:val="000000" w:themeColor="text1"/>
+                <w:sz w:val="20"/>
+                <w:lang w:bidi="hi-IN"/>
+              </w:rPr>
+              <w:t>Conduent</w:t>
+            </w:r>
+            <w:proofErr w:type="gramEnd"/>
+            <w:r>
+              <w:rPr>
+                <w:rFonts w:ascii="Calibri" w:eastAsia="Times New Roman" w:hAnsi="Calibri" w:cs="Times New Roman"/>
+                <w:b/>
+                <w:bCs/>
+                <w:color w:val="000000" w:themeColor="text1"/>
+                <w:sz w:val="20"/>
+                <w:lang w:bidi="hi-IN"/>
+              </w:rPr>
+              <w:t xml:space="preserve"> camera enforcement software development</w:t>
+            </w:r>
+            <w:r>
+              <w:rPr>
+                <w:rFonts w:ascii="Calibri" w:eastAsia="Times New Roman" w:hAnsi="Calibri" w:cs="Times New Roman"/>
+                <w:color w:val="000000" w:themeColor="text1"/>
+                <w:sz w:val="20"/>
+                <w:lang w:bidi="hi-IN"/>
+              </w:rPr>
+              <w:t> </w:t>
+            </w:r>
+          </w:p>
+          <w:p>
+            <w:pPr>
+              <w:spacing w:after="0" w:line="240" w:lineRule="auto"/>
+              <w:textAlignment w:val="baseline"/>
+              <w:rPr>
+                <w:rFonts w:ascii="Times New Roman" w:eastAsia="Times New Roman" w:hAnsi="Times New Roman" w:cs="Times New Roman"/>
+                <w:color w:val="000000" w:themeColor="text1"/>
+                <w:sz w:val="24"/>
+                <w:szCs w:val="24"/>
+                <w:lang w:bidi="hi-IN"/>
+              </w:rPr>
+            </w:pPr>
+            <w:r>
+              <w:rPr>
+                <w:rFonts w:ascii="Calibri" w:eastAsia="Times New Roman" w:hAnsi="Calibri" w:cs="Times New Roman"/>
+                <w:color w:val="000000" w:themeColor="text1"/>
+                <w:sz w:val="20"/>
+                <w:lang w:bidi="hi-IN"/>
+              </w:rPr>
+              <w:t>                 </w:t>
+            </w:r>
+          </w:p>
+          <w:p>
+            <w:pPr>
+              <w:spacing w:after="0" w:line="240" w:lineRule="auto"/>
+              <w:textAlignment w:val="baseline"/>
+              <w:rPr>
+                <w:rFonts w:ascii="Calibri" w:eastAsia="Times New Roman" w:hAnsi="Calibri" w:cs="Times New Roman"/>
+                <w:color w:val="000000" w:themeColor="text1"/>
+                <w:sz w:val="20"/>
+                <w:lang w:bidi="hi-IN"/>
+              </w:rPr>
+            </w:pPr>
+            <w:r>
+              <w:rPr>
+                <w:rFonts w:ascii="Calibri" w:eastAsia="Times New Roman" w:hAnsi="Calibri" w:cs="Times New Roman"/>
+                <w:b/>
+                <w:bCs/>
+                <w:color w:val="000000" w:themeColor="text1"/>
+                <w:sz w:val="20"/>
+                <w:lang w:bidi="hi-IN"/>
+              </w:rPr>
+              <w:t>Key Responsibilities: </w:t>
+            </w:r>
+            <w:r>
+              <w:rPr>
+                <w:rFonts w:ascii="Calibri" w:eastAsia="Times New Roman" w:hAnsi="Calibri" w:cs="Times New Roman"/>
+                <w:color w:val="000000" w:themeColor="text1"/>
+                <w:sz w:val="20"/>
+                <w:lang w:bidi="hi-IN"/>
+              </w:rPr>
+              <w:t> </w:t>
+            </w:r>
+          </w:p>
+          <w:p>
+            <w:pPr>
+              <w:spacing w:after="0" w:line="240" w:lineRule="auto"/>
+              <w:textAlignment w:val="baseline"/>
+              <w:rPr>
+                <w:rFonts w:ascii="Calibri" w:eastAsia="Times New Roman" w:hAnsi="Calibri" w:cs="Calibri"/>
+                <w:b/>
+                <w:bCs/>
+                <w:color w:val="000000" w:themeColor="text1"/>
+                <w:sz w:val="20"/>
+                <w:szCs w:val="20"/>
+                <w:lang w:val="en-IN" w:bidi="hi-IN"/>
+              </w:rPr>
+            </w:pPr>
+          </w:p>
+          <w:p>
+            <w:pPr>
+              <w:pStyle w:val="ListParagraph"/>
+              <w:numPr>
+                <w:ilvl w:val="0"/>
+                <w:numId w:val="21"/>
+              </w:numPr>
+              <w:spacing w:after="0" w:line="240" w:lineRule="auto"/>
+              <w:textAlignment w:val="baseline"/>
+              <w:rPr>
+                <w:rFonts w:ascii="Calibri" w:eastAsia="Times New Roman" w:hAnsi="Calibri" w:cs="Calibri"/>
+                <w:color w:val="000000" w:themeColor="text1"/>
+                <w:sz w:val="20"/>
+                <w:szCs w:val="20"/>
+                <w:lang w:val="en-IN" w:bidi="hi-IN"/>
+              </w:rPr>
+            </w:pPr>
+            <w:r>
+              <w:rPr>
+                <w:rFonts w:ascii="Calibri" w:eastAsia="Times New Roman" w:hAnsi="Calibri" w:cs="Calibri"/>
+                <w:b/>
+                <w:bCs/>
+                <w:color w:val="000000" w:themeColor="text1"/>
+                <w:sz w:val="20"/>
+                <w:szCs w:val="20"/>
+                <w:lang w:val="en-IN" w:bidi="hi-IN"/>
+              </w:rPr>
+              <w:t>Detected traffic offenses:</w:t>
+            </w:r>
+            <w:r>
+              <w:rPr>
+                <w:rFonts w:ascii="Calibri" w:eastAsia="Times New Roman" w:hAnsi="Calibri" w:cs="Calibri"/>
+                <w:color w:val="000000" w:themeColor="text1"/>
+                <w:sz w:val="20"/>
+                <w:szCs w:val="20"/>
+                <w:lang w:val="en-IN" w:bidi="hi-IN"/>
+              </w:rPr>
+              <w:t xml:space="preserve"> Applied AI techniques to identify seatbelt non-compliance, </w:t>
+            </w:r>
+            <w:proofErr w:type="spellStart"/>
+            <w:r>
+              <w:rPr>
+                <w:rFonts w:ascii="Calibri" w:eastAsia="Times New Roman" w:hAnsi="Calibri" w:cs="Calibri"/>
+                <w:color w:val="000000" w:themeColor="text1"/>
+                <w:sz w:val="20"/>
+                <w:szCs w:val="20"/>
+                <w:lang w:val="en-IN" w:bidi="hi-IN"/>
+              </w:rPr>
+              <w:t>cellphone</w:t>
+            </w:r>
+            <w:proofErr w:type="spellEnd"/>
+            <w:r>
+              <w:rPr>
+                <w:rFonts w:ascii="Calibri" w:eastAsia="Times New Roman" w:hAnsi="Calibri" w:cs="Calibri"/>
+                <w:color w:val="000000" w:themeColor="text1"/>
+                <w:sz w:val="20"/>
+                <w:szCs w:val="20"/>
+                <w:lang w:val="en-IN" w:bidi="hi-IN"/>
+              </w:rPr>
+              <w:t xml:space="preserve"> use while driving, illegal turns, box junction blocking, and tailgating.</w:t>
+            </w:r>
+          </w:p>
+          <w:p>
+            <w:pPr>
+              <w:pStyle w:val="ListParagraph"/>
+              <w:numPr>
+                <w:ilvl w:val="0"/>
+                <w:numId w:val="21"/>
+              </w:numPr>
+              <w:spacing w:after="0" w:line="240" w:lineRule="auto"/>
+              <w:textAlignment w:val="baseline"/>
+              <w:rPr>
+                <w:rFonts w:ascii="Calibri" w:eastAsia="Times New Roman" w:hAnsi="Calibri" w:cs="Calibri"/>
+                <w:color w:val="000000" w:themeColor="text1"/>
+                <w:sz w:val="20"/>
+                <w:szCs w:val="20"/>
+                <w:lang w:val="en-IN" w:bidi="hi-IN"/>
+              </w:rPr>
+            </w:pPr>
+            <w:r>
+              <w:rPr>
+                <w:rFonts w:ascii="Calibri" w:eastAsia="Times New Roman" w:hAnsi="Calibri" w:cs="Calibri"/>
+                <w:b/>
+                <w:bCs/>
+                <w:color w:val="000000" w:themeColor="text1"/>
+                <w:sz w:val="20"/>
+                <w:szCs w:val="20"/>
+                <w:lang w:val="en-IN" w:bidi="hi-IN"/>
+              </w:rPr>
+              <w:t>Developed a processing pipeline:</w:t>
+            </w:r>
+            <w:r>
+              <w:rPr>
+                <w:rFonts w:ascii="Calibri" w:eastAsia="Times New Roman" w:hAnsi="Calibri" w:cs="Calibri"/>
+                <w:color w:val="000000" w:themeColor="text1"/>
+                <w:sz w:val="20"/>
+                <w:szCs w:val="20"/>
+                <w:lang w:val="en-IN" w:bidi="hi-IN"/>
+              </w:rPr>
+              <w:t xml:space="preserve"> Built a pipeline to process traffic video feeds, crop vehicle windshield regions, and forward the cropped images to an object detection model.</w:t>
+            </w:r>
+          </w:p>
+          <w:p>
+            <w:pPr>
+              <w:pStyle w:val="ListParagraph"/>
+              <w:numPr>
+                <w:ilvl w:val="0"/>
+                <w:numId w:val="21"/>
+              </w:numPr>
+              <w:spacing w:after="0" w:line="240" w:lineRule="auto"/>
+              <w:textAlignment w:val="baseline"/>
+              <w:rPr>
+                <w:rFonts w:ascii="Calibri" w:eastAsia="Times New Roman" w:hAnsi="Calibri" w:cs="Calibri"/>
+                <w:color w:val="000000" w:themeColor="text1"/>
+                <w:sz w:val="20"/>
+                <w:szCs w:val="20"/>
+                <w:lang w:val="en-IN" w:bidi="hi-IN"/>
+              </w:rPr>
+            </w:pPr>
+            <w:r>
+              <w:rPr>
+                <w:rFonts w:ascii="Calibri" w:eastAsia="Times New Roman" w:hAnsi="Calibri" w:cs="Calibri"/>
+                <w:b/>
+                <w:bCs/>
+                <w:color w:val="000000" w:themeColor="text1"/>
+                <w:sz w:val="20"/>
+                <w:szCs w:val="20"/>
+                <w:lang w:val="en-IN" w:bidi="hi-IN"/>
+              </w:rPr>
+              <w:t>Implemented object detection and tracking:</w:t>
+            </w:r>
+            <w:r>
+              <w:rPr>
+                <w:rFonts w:ascii="Calibri" w:eastAsia="Times New Roman" w:hAnsi="Calibri" w:cs="Calibri"/>
+                <w:color w:val="000000" w:themeColor="text1"/>
+                <w:sz w:val="20"/>
+                <w:szCs w:val="20"/>
+                <w:lang w:val="en-IN" w:bidi="hi-IN"/>
+              </w:rPr>
+              <w:t xml:space="preserve"> Leveraged OpenCV-based object detection and tracking to accurately detect and monitor traffic offenses from video streams.</w:t>
+            </w:r>
+          </w:p>
+          <w:p>
+            <w:pPr>
+              <w:pStyle w:val="ListParagraph"/>
+              <w:numPr>
+                <w:ilvl w:val="0"/>
+                <w:numId w:val="21"/>
+              </w:numPr>
+              <w:spacing w:after="0" w:line="240" w:lineRule="auto"/>
+              <w:textAlignment w:val="baseline"/>
+              <w:rPr>
+                <w:rFonts w:ascii="Calibri" w:eastAsia="Times New Roman" w:hAnsi="Calibri" w:cs="Calibri"/>
+                <w:color w:val="000000" w:themeColor="text1"/>
+                <w:sz w:val="20"/>
+                <w:szCs w:val="20"/>
+                <w:lang w:val="en-IN" w:bidi="hi-IN"/>
+              </w:rPr>
+            </w:pPr>
+            <w:r>
+              <w:rPr>
+                <w:rFonts w:ascii="Calibri" w:eastAsia="Times New Roman" w:hAnsi="Calibri" w:cs="Calibri"/>
+                <w:b/>
+                <w:bCs/>
+                <w:color w:val="000000" w:themeColor="text1"/>
+                <w:sz w:val="20"/>
+                <w:szCs w:val="20"/>
+                <w:lang w:val="en-IN" w:bidi="hi-IN"/>
+              </w:rPr>
+              <w:t>Optimized solutions for NVIDIA Jetson:</w:t>
+            </w:r>
+            <w:r>
+              <w:rPr>
+                <w:rFonts w:ascii="Calibri" w:eastAsia="Times New Roman" w:hAnsi="Calibri" w:cs="Calibri"/>
+                <w:color w:val="000000" w:themeColor="text1"/>
+                <w:sz w:val="20"/>
+                <w:szCs w:val="20"/>
+                <w:lang w:val="en-IN" w:bidi="hi-IN"/>
+              </w:rPr>
+              <w:t xml:space="preserve"> Improved the performance of all solutions to ensure efficient execution on NVIDIA Jetson hardware.</w:t>
+            </w:r>
+          </w:p>
+          <w:p>
+            <w:pPr>
+              <w:pStyle w:val="ListParagraph"/>
+              <w:numPr>
+                <w:ilvl w:val="0"/>
+                <w:numId w:val="21"/>
+              </w:numPr>
+              <w:spacing w:after="0" w:line="240" w:lineRule="auto"/>
+              <w:textAlignment w:val="baseline"/>
+              <w:rPr>
+                <w:rFonts w:ascii="Calibri" w:eastAsia="Times New Roman" w:hAnsi="Calibri" w:cs="Calibri"/>
+                <w:color w:val="000000" w:themeColor="text1"/>
+                <w:sz w:val="20"/>
+                <w:szCs w:val="20"/>
+                <w:lang w:val="en-IN" w:bidi="hi-IN"/>
+              </w:rPr>
+            </w:pPr>
+            <w:r>
+              <w:rPr>
+                <w:rFonts w:ascii="Calibri" w:eastAsia="Times New Roman" w:hAnsi="Calibri" w:cs="Calibri"/>
+                <w:b/>
+                <w:bCs/>
+                <w:color w:val="000000" w:themeColor="text1"/>
+                <w:sz w:val="20"/>
+                <w:szCs w:val="20"/>
+                <w:lang w:val="en-IN" w:bidi="hi-IN"/>
+              </w:rPr>
+              <w:t>Conducted benchmarks:</w:t>
+            </w:r>
+            <w:r>
+              <w:rPr>
+                <w:rFonts w:ascii="Calibri" w:eastAsia="Times New Roman" w:hAnsi="Calibri" w:cs="Calibri"/>
+                <w:color w:val="000000" w:themeColor="text1"/>
+                <w:sz w:val="20"/>
+                <w:szCs w:val="20"/>
+                <w:lang w:val="en-IN" w:bidi="hi-IN"/>
+              </w:rPr>
+              <w:t xml:space="preserve"> Evaluated base models against </w:t>
+            </w:r>
+            <w:proofErr w:type="spellStart"/>
+            <w:r>
+              <w:rPr>
+                <w:rFonts w:ascii="Calibri" w:eastAsia="Times New Roman" w:hAnsi="Calibri" w:cs="Calibri"/>
+                <w:color w:val="000000" w:themeColor="text1"/>
+                <w:sz w:val="20"/>
+                <w:szCs w:val="20"/>
+                <w:lang w:val="en-IN" w:bidi="hi-IN"/>
+              </w:rPr>
+              <w:t>TensorRT</w:t>
+            </w:r>
+            <w:proofErr w:type="spellEnd"/>
+            <w:r>
+              <w:rPr>
+                <w:rFonts w:ascii="Calibri" w:eastAsia="Times New Roman" w:hAnsi="Calibri" w:cs="Calibri"/>
+                <w:color w:val="000000" w:themeColor="text1"/>
+                <w:sz w:val="20"/>
+                <w:szCs w:val="20"/>
+                <w:lang w:val="en-IN" w:bidi="hi-IN"/>
+              </w:rPr>
+              <w:t>-optimized models on NVIDIA Jetson, demonstrating significant performance gains.</w:t>
+            </w:r>
+          </w:p>
+          <w:p>
+            <w:pPr>
+              <w:spacing w:after="0" w:line="240" w:lineRule="auto"/>
+              <w:textAlignment w:val="baseline"/>
+              <w:rPr>
+                <w:rFonts w:ascii="Times New Roman" w:eastAsia="Times New Roman" w:hAnsi="Times New Roman" w:cs="Times New Roman"/>
+                <w:color w:val="000000" w:themeColor="text1"/>
+                <w:sz w:val="24"/>
+                <w:szCs w:val="24"/>
+                <w:lang w:bidi="hi-IN"/>
+              </w:rPr>
+            </w:pPr>
+          </w:p>
+          <w:p>
+            <w:pPr>
+              <w:spacing w:after="0" w:line="240" w:lineRule="auto"/>
+              <w:textAlignment w:val="baseline"/>
+              <w:rPr>
+                <w:rFonts w:ascii="Times New Roman" w:eastAsia="Times New Roman" w:hAnsi="Times New Roman" w:cs="Times New Roman"/>
+                <w:color w:val="000000" w:themeColor="text1"/>
+                <w:sz w:val="24"/>
+                <w:szCs w:val="24"/>
+                <w:lang w:bidi="hi-IN"/>
+              </w:rPr>
+            </w:pPr>
+            <w:r>
+              <w:rPr>
+                <w:rFonts w:ascii="Calibri" w:eastAsia="Times New Roman" w:hAnsi="Calibri" w:cs="Times New Roman"/>
+                <w:b/>
+                <w:bCs/>
+                <w:color w:val="000000" w:themeColor="text1"/>
+                <w:sz w:val="20"/>
+                <w:lang w:bidi="hi-IN"/>
+              </w:rPr>
+              <w:t>Tools and Technology used:</w:t>
+            </w:r>
+            <w:r>
+              <w:rPr>
+                <w:rFonts w:ascii="Calibri" w:eastAsia="Times New Roman" w:hAnsi="Calibri" w:cs="Times New Roman"/>
+                <w:color w:val="000000" w:themeColor="text1"/>
+                <w:sz w:val="20"/>
+                <w:lang w:bidi="hi-IN"/>
+              </w:rPr>
+              <w:t> </w:t>
+            </w:r>
+          </w:p>
+          <w:p>
+            <w:pPr>
+              <w:spacing w:after="0" w:line="240" w:lineRule="auto"/>
+              <w:textAlignment w:val="baseline"/>
+              <w:rPr>
+                <w:rFonts w:ascii="Times New Roman" w:eastAsia="Times New Roman" w:hAnsi="Times New Roman" w:cs="Times New Roman"/>
+                <w:color w:val="000000" w:themeColor="text1"/>
+                <w:sz w:val="24"/>
+                <w:szCs w:val="24"/>
+                <w:lang w:bidi="hi-IN"/>
+              </w:rPr>
+            </w:pPr>
+            <w:r>
+              <w:rPr>
+                <w:rFonts w:ascii="Calibri" w:eastAsia="Times New Roman" w:hAnsi="Calibri" w:cs="Times New Roman"/>
+                <w:color w:val="000000" w:themeColor="text1"/>
+                <w:sz w:val="20"/>
+                <w:lang w:bidi="hi-IN"/>
+              </w:rPr>
+              <w:t xml:space="preserve">Devices – Nvidia Jetson AGX </w:t>
+            </w:r>
+            <w:r>
+              <w:rPr>
+                <w:rFonts w:ascii="Calibri" w:eastAsia="Times New Roman" w:hAnsi="Calibri" w:cs="Times New Roman"/>
+                <w:color w:val="000000" w:themeColor="text1"/>
+                <w:sz w:val="20"/>
+                <w:lang w:bidi="hi-IN"/>
+              </w:rPr>
+              <w:t xml:space="preserve">Orin </w:t>
+            </w:r>
+            <w:r>
+              <w:rPr>
+                <w:rFonts w:ascii="Calibri" w:eastAsia="Times New Roman" w:hAnsi="Calibri" w:cs="Times New Roman"/>
+                <w:color w:val="000000" w:themeColor="text1"/>
+                <w:sz w:val="20"/>
+                <w:lang w:bidi="hi-IN"/>
+              </w:rPr>
+              <w:t xml:space="preserve">and </w:t>
+            </w:r>
+            <w:r>
+              <w:rPr>
+                <w:rFonts w:ascii="Calibri" w:eastAsia="Times New Roman" w:hAnsi="Calibri" w:cs="Times New Roman"/>
+                <w:color w:val="000000" w:themeColor="text1"/>
+                <w:sz w:val="20"/>
+                <w:lang w:bidi="hi-IN"/>
+              </w:rPr>
+              <w:t>Xavier</w:t>
+            </w:r>
+            <w:r>
+              <w:rPr>
+                <w:rFonts w:ascii="Calibri" w:eastAsia="Times New Roman" w:hAnsi="Calibri" w:cs="Times New Roman"/>
+                <w:color w:val="000000" w:themeColor="text1"/>
+                <w:sz w:val="20"/>
+                <w:lang w:bidi="hi-IN"/>
+              </w:rPr>
+              <w:t>. </w:t>
+            </w:r>
+          </w:p>
+          <w:p>
+            <w:pPr>
+              <w:spacing w:after="0" w:line="240" w:lineRule="auto"/>
+              <w:textAlignment w:val="baseline"/>
+              <w:rPr>
+                <w:rFonts w:ascii="Times New Roman" w:eastAsia="Times New Roman" w:hAnsi="Times New Roman" w:cs="Times New Roman"/>
+                <w:color w:val="000000" w:themeColor="text1"/>
+                <w:sz w:val="24"/>
+                <w:szCs w:val="24"/>
+                <w:lang w:bidi="hi-IN"/>
+              </w:rPr>
+            </w:pPr>
+            <w:r>
+              <w:rPr>
+                <w:rFonts w:ascii="Calibri" w:eastAsia="Times New Roman" w:hAnsi="Calibri" w:cs="Times New Roman"/>
+                <w:color w:val="000000" w:themeColor="text1"/>
+                <w:sz w:val="20"/>
+                <w:lang w:bidi="hi-IN"/>
+              </w:rPr>
+              <w:t>Tools –</w:t>
+            </w:r>
+            <w:r>
+              <w:rPr>
+                <w:rFonts w:ascii="Calibri" w:eastAsia="Times New Roman" w:hAnsi="Calibri" w:cs="Times New Roman"/>
+                <w:b/>
+                <w:bCs/>
+                <w:color w:val="000000" w:themeColor="text1"/>
+                <w:sz w:val="20"/>
+                <w:lang w:bidi="hi-IN"/>
+              </w:rPr>
+              <w:t xml:space="preserve"> </w:t>
+            </w:r>
+            <w:r>
+              <w:rPr>
+                <w:rFonts w:ascii="Calibri" w:eastAsia="Times New Roman" w:hAnsi="Calibri" w:cs="Times New Roman"/>
+                <w:color w:val="000000" w:themeColor="text1"/>
+                <w:sz w:val="20"/>
+                <w:lang w:bidi="hi-IN"/>
+              </w:rPr>
+              <w:t xml:space="preserve">Python, C++, </w:t>
+            </w:r>
+            <w:proofErr w:type="spellStart"/>
+            <w:r>
+              <w:rPr>
+                <w:rFonts w:ascii="Calibri" w:eastAsia="Times New Roman" w:hAnsi="Calibri" w:cs="Times New Roman"/>
+                <w:color w:val="000000" w:themeColor="text1"/>
+                <w:sz w:val="20"/>
+                <w:lang w:bidi="hi-IN"/>
+              </w:rPr>
+              <w:t>Tensorflow</w:t>
+            </w:r>
+            <w:proofErr w:type="spellEnd"/>
+            <w:r>
+              <w:rPr>
+                <w:rFonts w:ascii="Calibri" w:eastAsia="Times New Roman" w:hAnsi="Calibri" w:cs="Times New Roman"/>
+                <w:color w:val="000000" w:themeColor="text1"/>
+                <w:sz w:val="20"/>
+                <w:lang w:bidi="hi-IN"/>
+              </w:rPr>
+              <w:t xml:space="preserve">, Darknet, </w:t>
+            </w:r>
+            <w:proofErr w:type="spellStart"/>
+            <w:r>
+              <w:rPr>
+                <w:rFonts w:ascii="Calibri" w:eastAsia="Times New Roman" w:hAnsi="Calibri" w:cs="Times New Roman"/>
+                <w:color w:val="000000" w:themeColor="text1"/>
+                <w:sz w:val="20"/>
+                <w:lang w:bidi="hi-IN"/>
+              </w:rPr>
+              <w:t>Pytorch</w:t>
+            </w:r>
+            <w:proofErr w:type="spellEnd"/>
+            <w:r>
+              <w:rPr>
+                <w:rFonts w:ascii="Calibri" w:eastAsia="Times New Roman" w:hAnsi="Calibri" w:cs="Times New Roman"/>
+                <w:color w:val="000000" w:themeColor="text1"/>
+                <w:sz w:val="20"/>
+                <w:lang w:bidi="hi-IN"/>
+              </w:rPr>
+              <w:t xml:space="preserve">, </w:t>
+            </w:r>
+            <w:proofErr w:type="spellStart"/>
+            <w:r>
+              <w:rPr>
+                <w:rFonts w:ascii="Calibri" w:eastAsia="Times New Roman" w:hAnsi="Calibri" w:cs="Times New Roman"/>
+                <w:color w:val="000000" w:themeColor="text1"/>
+                <w:sz w:val="20"/>
+                <w:lang w:bidi="hi-IN"/>
+              </w:rPr>
+              <w:t>TensorRT</w:t>
+            </w:r>
+            <w:proofErr w:type="spellEnd"/>
+            <w:r>
+              <w:rPr>
+                <w:rFonts w:ascii="Calibri" w:eastAsia="Times New Roman" w:hAnsi="Calibri" w:cs="Times New Roman"/>
+                <w:color w:val="000000" w:themeColor="text1"/>
                 <w:sz w:val="20"/>
                 <w:lang w:bidi="hi-IN"/>
               </w:rPr>
@@ -8972,46 +9512,31 @@
             <w:r>
               <w:rPr>
                 <w:rFonts w:ascii="Calibri" w:eastAsia="Times New Roman" w:hAnsi="Calibri" w:cs="Times New Roman"/>
-                <w:color w:val="262626"/>
-                <w:sz w:val="20"/>
-                <w:lang w:bidi="hi-IN"/>
-              </w:rPr>
-              <w:t>                 </w:t>
-            </w:r>
-          </w:p>
-          <w:p>
-            <w:pPr>
-              <w:spacing w:after="0" w:line="240" w:lineRule="auto"/>
-              <w:textAlignment w:val="baseline"/>
-              <w:rPr>
-                <w:rFonts w:ascii="Times New Roman" w:eastAsia="Times New Roman" w:hAnsi="Times New Roman" w:cs="Times New Roman"/>
-                <w:color w:val="00000A"/>
-                <w:sz w:val="24"/>
-                <w:szCs w:val="24"/>
-                <w:lang w:bidi="hi-IN"/>
-              </w:rPr>
-            </w:pPr>
-            <w:r>
-              <w:rPr>
-                <w:rFonts w:ascii="Calibri" w:eastAsia="Times New Roman" w:hAnsi="Calibri" w:cs="Times New Roman"/>
-                <w:b/>
-                <w:bCs/>
-                <w:color w:val="262626"/>
-                <w:sz w:val="20"/>
-                <w:lang w:bidi="hi-IN"/>
-              </w:rPr>
-              <w:t>Key Responsibilities</w:t>
-            </w:r>
-            <w:r>
-              <w:rPr>
-                <w:rFonts w:ascii="Calibri" w:eastAsia="Times New Roman" w:hAnsi="Calibri" w:cs="Times New Roman"/>
-                <w:b/>
-                <w:bCs/>
-                <w:color w:val="262626"/>
-                <w:sz w:val="20"/>
-                <w:lang w:bidi="hi-IN"/>
-              </w:rPr>
-              <w:t>: </w:t>
+                <w:color w:val="000000" w:themeColor="text1"/>
+                <w:sz w:val="20"/>
+                <w:lang w:bidi="hi-IN"/>
+              </w:rPr>
+              <w:t xml:space="preserve">Technology – Object detection &amp; tracking, Image </w:t>
+            </w:r>
+            <w:proofErr w:type="spellStart"/>
+            <w:r>
+              <w:rPr>
+                <w:rFonts w:ascii="Calibri" w:eastAsia="Times New Roman" w:hAnsi="Calibri" w:cs="Times New Roman"/>
+                <w:color w:val="000000" w:themeColor="text1"/>
+                <w:sz w:val="20"/>
+                <w:lang w:bidi="hi-IN"/>
+              </w:rPr>
+              <w:t>classifcation</w:t>
+            </w:r>
+            <w:proofErr w:type="spellEnd"/>
+            <w:r>
+              <w:rPr>
+                <w:rFonts w:ascii="Calibri" w:eastAsia="Times New Roman" w:hAnsi="Calibri" w:cs="Times New Roman"/>
+                <w:color w:val="000000" w:themeColor="text1"/>
+                <w:sz w:val="20"/>
+                <w:lang w:bidi="hi-IN"/>
+              </w:rPr>
+              <w:t>, Predictive Modelling, Supervised Machine Learning, Neural Networks, Model optimization.</w:t>
             </w:r>
             <w:r>
               <w:rPr>
@@ -9021,503 +9546,6 @@
                 <w:lang w:bidi="hi-IN"/>
               </w:rPr>
               <w:t> </w:t>
-            </w:r>
-          </w:p>
-          <w:p>
-            <w:pPr>
-              <w:pStyle w:val="ListParagraph"/>
-              <w:numPr>
-                <w:ilvl w:val="0"/>
-                <w:numId w:val="20"/>
-              </w:numPr>
-              <w:shd w:val="clear" w:color="auto" w:fill="FAFAFA"/>
-              <w:spacing w:before="100" w:beforeAutospacing="1" w:after="100" w:afterAutospacing="1" w:line="240" w:lineRule="auto"/>
-              <w:rPr>
-                <w:rFonts w:eastAsia="Times New Roman" w:cstheme="minorHAnsi"/>
-                <w:color w:val="424242"/>
-                <w:sz w:val="20"/>
-                <w:szCs w:val="20"/>
-                <w:lang w:val="en-IN" w:eastAsia="en-IN"/>
-              </w:rPr>
-            </w:pPr>
-            <w:r>
-              <w:rPr>
-                <w:rFonts w:eastAsia="Times New Roman" w:cstheme="minorHAnsi"/>
-                <w:b/>
-                <w:bCs/>
-                <w:color w:val="424242"/>
-                <w:sz w:val="20"/>
-                <w:szCs w:val="20"/>
-                <w:lang w:val="en-IN" w:eastAsia="en-IN"/>
-              </w:rPr>
-              <w:t>Detected traffic offenses</w:t>
-            </w:r>
-            <w:r>
-              <w:rPr>
-                <w:rFonts w:eastAsia="Times New Roman" w:cstheme="minorHAnsi"/>
-                <w:color w:val="424242"/>
-                <w:sz w:val="20"/>
-                <w:szCs w:val="20"/>
-                <w:lang w:val="en-IN" w:eastAsia="en-IN"/>
-              </w:rPr>
-              <w:t xml:space="preserve">: Utilized AI techniques to identify no seatbelt wearing, </w:t>
-            </w:r>
-            <w:proofErr w:type="spellStart"/>
-            <w:r>
-              <w:rPr>
-                <w:rFonts w:eastAsia="Times New Roman" w:cstheme="minorHAnsi"/>
-                <w:color w:val="424242"/>
-                <w:sz w:val="20"/>
-                <w:szCs w:val="20"/>
-                <w:lang w:val="en-IN" w:eastAsia="en-IN"/>
-              </w:rPr>
-              <w:t>cellphone</w:t>
-            </w:r>
-            <w:proofErr w:type="spellEnd"/>
-            <w:r>
-              <w:rPr>
-                <w:rFonts w:eastAsia="Times New Roman" w:cstheme="minorHAnsi"/>
-                <w:color w:val="424242"/>
-                <w:sz w:val="20"/>
-                <w:szCs w:val="20"/>
-                <w:lang w:val="en-IN" w:eastAsia="en-IN"/>
-              </w:rPr>
-              <w:t xml:space="preserve"> usage while driving, illegal turns, blocking box junctions, and tailgating.</w:t>
-            </w:r>
-          </w:p>
-          <w:p>
-            <w:pPr>
-              <w:pStyle w:val="ListParagraph"/>
-              <w:numPr>
-                <w:ilvl w:val="0"/>
-                <w:numId w:val="20"/>
-              </w:numPr>
-              <w:shd w:val="clear" w:color="auto" w:fill="FAFAFA"/>
-              <w:spacing w:before="100" w:beforeAutospacing="1" w:after="100" w:afterAutospacing="1" w:line="240" w:lineRule="auto"/>
-              <w:rPr>
-                <w:rFonts w:eastAsia="Times New Roman" w:cstheme="minorHAnsi"/>
-                <w:color w:val="424242"/>
-                <w:sz w:val="20"/>
-                <w:szCs w:val="20"/>
-                <w:lang w:val="en-IN" w:eastAsia="en-IN"/>
-              </w:rPr>
-            </w:pPr>
-            <w:r>
-              <w:rPr>
-                <w:rFonts w:eastAsia="Times New Roman" w:cstheme="minorHAnsi"/>
-                <w:b/>
-                <w:bCs/>
-                <w:color w:val="424242"/>
-                <w:sz w:val="20"/>
-                <w:szCs w:val="20"/>
-                <w:lang w:val="en-IN" w:eastAsia="en-IN"/>
-              </w:rPr>
-              <w:t>Developed a processing pipeline</w:t>
-            </w:r>
-            <w:r>
-              <w:rPr>
-                <w:rFonts w:eastAsia="Times New Roman" w:cstheme="minorHAnsi"/>
-                <w:color w:val="424242"/>
-                <w:sz w:val="20"/>
-                <w:szCs w:val="20"/>
-                <w:lang w:val="en-IN" w:eastAsia="en-IN"/>
-              </w:rPr>
-              <w:t>: Created a pipeline that processes traffic video feeds, crops the windshield area of vehicles, and passes the cropped images to an object detection model.</w:t>
-            </w:r>
-          </w:p>
-          <w:p>
-            <w:pPr>
-              <w:pStyle w:val="ListParagraph"/>
-              <w:numPr>
-                <w:ilvl w:val="0"/>
-                <w:numId w:val="20"/>
-              </w:numPr>
-              <w:shd w:val="clear" w:color="auto" w:fill="FAFAFA"/>
-              <w:spacing w:before="100" w:beforeAutospacing="1" w:after="100" w:afterAutospacing="1" w:line="240" w:lineRule="auto"/>
-              <w:rPr>
-                <w:rFonts w:eastAsia="Times New Roman" w:cstheme="minorHAnsi"/>
-                <w:color w:val="424242"/>
-                <w:sz w:val="20"/>
-                <w:szCs w:val="20"/>
-                <w:lang w:val="en-IN" w:eastAsia="en-IN"/>
-              </w:rPr>
-            </w:pPr>
-            <w:r>
-              <w:rPr>
-                <w:rFonts w:eastAsia="Times New Roman" w:cstheme="minorHAnsi"/>
-                <w:b/>
-                <w:bCs/>
-                <w:color w:val="424242"/>
-                <w:sz w:val="20"/>
-                <w:szCs w:val="20"/>
-                <w:lang w:val="en-IN" w:eastAsia="en-IN"/>
-              </w:rPr>
-              <w:t>Implemented object detection and tracking</w:t>
-            </w:r>
-            <w:r>
-              <w:rPr>
-                <w:rFonts w:eastAsia="Times New Roman" w:cstheme="minorHAnsi"/>
-                <w:color w:val="424242"/>
-                <w:sz w:val="20"/>
-                <w:szCs w:val="20"/>
-                <w:lang w:val="en-IN" w:eastAsia="en-IN"/>
-              </w:rPr>
-              <w:t>: Used object detection and tracking with OpenCV to accurately identify and track traffic offenses from the video feeds.</w:t>
-            </w:r>
-          </w:p>
-          <w:p>
-            <w:pPr>
-              <w:pStyle w:val="ListParagraph"/>
-              <w:numPr>
-                <w:ilvl w:val="0"/>
-                <w:numId w:val="20"/>
-              </w:numPr>
-              <w:shd w:val="clear" w:color="auto" w:fill="FAFAFA"/>
-              <w:spacing w:before="100" w:beforeAutospacing="1" w:after="100" w:afterAutospacing="1" w:line="240" w:lineRule="auto"/>
-              <w:rPr>
-                <w:rFonts w:eastAsia="Times New Roman" w:cstheme="minorHAnsi"/>
-                <w:color w:val="424242"/>
-                <w:sz w:val="20"/>
-                <w:szCs w:val="20"/>
-                <w:lang w:val="en-IN" w:eastAsia="en-IN"/>
-              </w:rPr>
-            </w:pPr>
-            <w:r>
-              <w:rPr>
-                <w:rFonts w:eastAsia="Times New Roman" w:cstheme="minorHAnsi"/>
-                <w:b/>
-                <w:bCs/>
-                <w:color w:val="424242"/>
-                <w:sz w:val="20"/>
-                <w:szCs w:val="20"/>
-                <w:lang w:val="en-IN" w:eastAsia="en-IN"/>
-              </w:rPr>
-              <w:t>Optimized solutions for NVIDIA Jetson</w:t>
-            </w:r>
-            <w:r>
-              <w:rPr>
-                <w:rFonts w:eastAsia="Times New Roman" w:cstheme="minorHAnsi"/>
-                <w:color w:val="424242"/>
-                <w:sz w:val="20"/>
-                <w:szCs w:val="20"/>
-                <w:lang w:val="en-IN" w:eastAsia="en-IN"/>
-              </w:rPr>
-              <w:t>: Enhanced the performance of all solutions to run efficiently on NVIDIA Jetson hardware.</w:t>
-            </w:r>
-          </w:p>
-          <w:p>
-            <w:pPr>
-              <w:pStyle w:val="ListParagraph"/>
-              <w:numPr>
-                <w:ilvl w:val="0"/>
-                <w:numId w:val="20"/>
-              </w:numPr>
-              <w:shd w:val="clear" w:color="auto" w:fill="FAFAFA"/>
-              <w:spacing w:before="100" w:beforeAutospacing="1" w:after="100" w:afterAutospacing="1" w:line="240" w:lineRule="auto"/>
-              <w:rPr>
-                <w:rFonts w:eastAsia="Times New Roman" w:cstheme="minorHAnsi"/>
-                <w:color w:val="424242"/>
-                <w:sz w:val="20"/>
-                <w:szCs w:val="20"/>
-                <w:lang w:val="en-IN" w:eastAsia="en-IN"/>
-              </w:rPr>
-            </w:pPr>
-            <w:r>
-              <w:rPr>
-                <w:rFonts w:eastAsia="Times New Roman" w:cstheme="minorHAnsi"/>
-                <w:b/>
-                <w:bCs/>
-                <w:color w:val="424242"/>
-                <w:sz w:val="20"/>
-                <w:szCs w:val="20"/>
-                <w:lang w:val="en-IN" w:eastAsia="en-IN"/>
-              </w:rPr>
-              <w:t>Conducted benchmarks</w:t>
-            </w:r>
-            <w:r>
-              <w:rPr>
-                <w:rFonts w:eastAsia="Times New Roman" w:cstheme="minorHAnsi"/>
-                <w:color w:val="424242"/>
-                <w:sz w:val="20"/>
-                <w:szCs w:val="20"/>
-                <w:lang w:val="en-IN" w:eastAsia="en-IN"/>
-              </w:rPr>
-              <w:t xml:space="preserve">: Compared base models against </w:t>
-            </w:r>
-            <w:proofErr w:type="spellStart"/>
-            <w:r>
-              <w:rPr>
-                <w:rFonts w:eastAsia="Times New Roman" w:cstheme="minorHAnsi"/>
-                <w:color w:val="424242"/>
-                <w:sz w:val="20"/>
-                <w:szCs w:val="20"/>
-                <w:lang w:val="en-IN" w:eastAsia="en-IN"/>
-              </w:rPr>
-              <w:t>TensorRT</w:t>
-            </w:r>
-            <w:proofErr w:type="spellEnd"/>
-            <w:r>
-              <w:rPr>
-                <w:rFonts w:eastAsia="Times New Roman" w:cstheme="minorHAnsi"/>
-                <w:color w:val="424242"/>
-                <w:sz w:val="20"/>
-                <w:szCs w:val="20"/>
-                <w:lang w:val="en-IN" w:eastAsia="en-IN"/>
-              </w:rPr>
-              <w:t>-optimized models on NVIDIA Jetson, demonstrating significant performance improvements.</w:t>
-            </w:r>
-          </w:p>
-          <w:p>
-            <w:pPr>
-              <w:spacing w:after="0" w:line="240" w:lineRule="auto"/>
-              <w:textAlignment w:val="baseline"/>
-              <w:rPr>
-                <w:rFonts w:ascii="Times New Roman" w:eastAsia="Times New Roman" w:hAnsi="Times New Roman" w:cs="Times New Roman"/>
-                <w:color w:val="00000A"/>
-                <w:sz w:val="24"/>
-                <w:szCs w:val="24"/>
-                <w:lang w:bidi="hi-IN"/>
-              </w:rPr>
-            </w:pPr>
-            <w:r>
-              <w:rPr>
-                <w:rFonts w:ascii="Calibri" w:eastAsia="Times New Roman" w:hAnsi="Calibri" w:cs="Times New Roman"/>
-                <w:b/>
-                <w:bCs/>
-                <w:color w:val="262626"/>
-                <w:sz w:val="20"/>
-                <w:lang w:bidi="hi-IN"/>
-              </w:rPr>
-              <w:t>Tools and Technology used:</w:t>
-            </w:r>
-            <w:r>
-              <w:rPr>
-                <w:rFonts w:ascii="Calibri" w:eastAsia="Times New Roman" w:hAnsi="Calibri" w:cs="Times New Roman"/>
-                <w:color w:val="262626"/>
-                <w:sz w:val="20"/>
-                <w:lang w:bidi="hi-IN"/>
-              </w:rPr>
-              <w:t> </w:t>
-            </w:r>
-          </w:p>
-          <w:p>
-            <w:pPr>
-              <w:spacing w:after="0" w:line="240" w:lineRule="auto"/>
-              <w:textAlignment w:val="baseline"/>
-              <w:rPr>
-                <w:rFonts w:ascii="Times New Roman" w:eastAsia="Times New Roman" w:hAnsi="Times New Roman" w:cs="Times New Roman"/>
-                <w:color w:val="00000A"/>
-                <w:sz w:val="24"/>
-                <w:szCs w:val="24"/>
-                <w:lang w:bidi="hi-IN"/>
-              </w:rPr>
-            </w:pPr>
-            <w:r>
-              <w:rPr>
-                <w:rFonts w:ascii="Calibri" w:eastAsia="Times New Roman" w:hAnsi="Calibri" w:cs="Times New Roman"/>
-                <w:color w:val="262626"/>
-                <w:sz w:val="20"/>
-                <w:lang w:bidi="hi-IN"/>
-              </w:rPr>
-              <w:t xml:space="preserve">Devices – Nvidia Jetson AGX </w:t>
-            </w:r>
-            <w:r>
-              <w:rPr>
-                <w:rFonts w:ascii="Calibri" w:eastAsia="Times New Roman" w:hAnsi="Calibri" w:cs="Times New Roman"/>
-                <w:color w:val="262626"/>
-                <w:sz w:val="20"/>
-                <w:lang w:bidi="hi-IN"/>
-              </w:rPr>
-              <w:t xml:space="preserve">Orin </w:t>
-            </w:r>
-            <w:r>
-              <w:rPr>
-                <w:rFonts w:ascii="Calibri" w:eastAsia="Times New Roman" w:hAnsi="Calibri" w:cs="Times New Roman"/>
-                <w:color w:val="262626"/>
-                <w:sz w:val="20"/>
-                <w:lang w:bidi="hi-IN"/>
-              </w:rPr>
-              <w:t xml:space="preserve">and </w:t>
-            </w:r>
-            <w:r>
-              <w:rPr>
-                <w:rFonts w:ascii="Calibri" w:eastAsia="Times New Roman" w:hAnsi="Calibri" w:cs="Times New Roman"/>
-                <w:color w:val="262626"/>
-                <w:sz w:val="20"/>
-                <w:lang w:bidi="hi-IN"/>
-              </w:rPr>
-              <w:t>Xavier</w:t>
-            </w:r>
-            <w:r>
-              <w:rPr>
-                <w:rFonts w:ascii="Calibri" w:eastAsia="Times New Roman" w:hAnsi="Calibri" w:cs="Times New Roman"/>
-                <w:color w:val="262626"/>
-                <w:sz w:val="20"/>
-                <w:lang w:bidi="hi-IN"/>
-              </w:rPr>
-              <w:t>. </w:t>
-            </w:r>
-          </w:p>
-          <w:p>
-            <w:pPr>
-              <w:spacing w:after="0" w:line="240" w:lineRule="auto"/>
-              <w:textAlignment w:val="baseline"/>
-              <w:rPr>
-                <w:rFonts w:ascii="Times New Roman" w:eastAsia="Times New Roman" w:hAnsi="Times New Roman" w:cs="Times New Roman"/>
-                <w:color w:val="00000A"/>
-                <w:sz w:val="24"/>
-                <w:szCs w:val="24"/>
-                <w:lang w:bidi="hi-IN"/>
-              </w:rPr>
-            </w:pPr>
-            <w:r>
-              <w:rPr>
-                <w:rFonts w:ascii="Calibri" w:eastAsia="Times New Roman" w:hAnsi="Calibri" w:cs="Times New Roman"/>
-                <w:color w:val="262626"/>
-                <w:sz w:val="20"/>
-                <w:lang w:bidi="hi-IN"/>
-              </w:rPr>
-              <w:t>Tools –</w:t>
-            </w:r>
-            <w:r>
-              <w:rPr>
-                <w:rFonts w:ascii="Calibri" w:eastAsia="Times New Roman" w:hAnsi="Calibri" w:cs="Times New Roman"/>
-                <w:b/>
-                <w:bCs/>
-                <w:color w:val="262626"/>
-                <w:sz w:val="20"/>
-                <w:lang w:bidi="hi-IN"/>
-              </w:rPr>
-              <w:t xml:space="preserve"> </w:t>
-            </w:r>
-            <w:r>
-              <w:rPr>
-                <w:rFonts w:ascii="Calibri" w:eastAsia="Times New Roman" w:hAnsi="Calibri" w:cs="Times New Roman"/>
-                <w:color w:val="262626"/>
-                <w:sz w:val="20"/>
-                <w:lang w:bidi="hi-IN"/>
-              </w:rPr>
-              <w:t xml:space="preserve">Python, C++, </w:t>
-            </w:r>
-            <w:proofErr w:type="spellStart"/>
-            <w:r>
-              <w:rPr>
-                <w:rFonts w:ascii="Calibri" w:eastAsia="Times New Roman" w:hAnsi="Calibri" w:cs="Times New Roman"/>
-                <w:color w:val="262626"/>
-                <w:sz w:val="20"/>
-                <w:lang w:bidi="hi-IN"/>
-              </w:rPr>
-              <w:t>Tensorflow</w:t>
-            </w:r>
-            <w:proofErr w:type="spellEnd"/>
-            <w:r>
-              <w:rPr>
-                <w:rFonts w:ascii="Calibri" w:eastAsia="Times New Roman" w:hAnsi="Calibri" w:cs="Times New Roman"/>
-                <w:color w:val="262626"/>
-                <w:sz w:val="20"/>
-                <w:lang w:bidi="hi-IN"/>
-              </w:rPr>
-              <w:t xml:space="preserve">, Darknet, </w:t>
-            </w:r>
-            <w:proofErr w:type="spellStart"/>
-            <w:r>
-              <w:rPr>
-                <w:rFonts w:ascii="Calibri" w:eastAsia="Times New Roman" w:hAnsi="Calibri" w:cs="Times New Roman"/>
-                <w:color w:val="262626"/>
-                <w:sz w:val="20"/>
-                <w:lang w:bidi="hi-IN"/>
-              </w:rPr>
-              <w:t>Pytorch</w:t>
-            </w:r>
-            <w:proofErr w:type="spellEnd"/>
-            <w:r>
-              <w:rPr>
-                <w:rFonts w:ascii="Calibri" w:eastAsia="Times New Roman" w:hAnsi="Calibri" w:cs="Times New Roman"/>
-                <w:color w:val="262626"/>
-                <w:sz w:val="20"/>
-                <w:lang w:bidi="hi-IN"/>
-              </w:rPr>
-              <w:t xml:space="preserve">, </w:t>
-            </w:r>
-            <w:proofErr w:type="spellStart"/>
-            <w:r>
-              <w:rPr>
-                <w:rFonts w:ascii="Calibri" w:eastAsia="Times New Roman" w:hAnsi="Calibri" w:cs="Times New Roman"/>
-                <w:color w:val="262626"/>
-                <w:sz w:val="20"/>
-                <w:lang w:bidi="hi-IN"/>
-              </w:rPr>
-              <w:t>TensorRT</w:t>
-            </w:r>
-            <w:proofErr w:type="spellEnd"/>
-            <w:r>
-              <w:rPr>
-                <w:rFonts w:ascii="Calibri" w:eastAsia="Times New Roman" w:hAnsi="Calibri" w:cs="Times New Roman"/>
-                <w:color w:val="262626"/>
-                <w:sz w:val="20"/>
-                <w:lang w:bidi="hi-IN"/>
-              </w:rPr>
-              <w:t> </w:t>
-            </w:r>
-          </w:p>
-          <w:p>
-            <w:pPr>
-              <w:spacing w:after="0" w:line="240" w:lineRule="auto"/>
-              <w:textAlignment w:val="baseline"/>
-              <w:rPr>
-                <w:rFonts w:ascii="Times New Roman" w:eastAsia="Times New Roman" w:hAnsi="Times New Roman" w:cs="Times New Roman"/>
-                <w:color w:val="00000A"/>
-                <w:sz w:val="24"/>
-                <w:szCs w:val="24"/>
-                <w:lang w:bidi="hi-IN"/>
-              </w:rPr>
-            </w:pPr>
-            <w:r>
-              <w:rPr>
-                <w:rFonts w:ascii="Calibri" w:eastAsia="Times New Roman" w:hAnsi="Calibri" w:cs="Times New Roman"/>
-                <w:color w:val="262626"/>
-                <w:sz w:val="20"/>
-                <w:lang w:bidi="hi-IN"/>
-              </w:rPr>
-              <w:t>Technology – Object detection</w:t>
-            </w:r>
-            <w:r>
-              <w:rPr>
-                <w:rFonts w:ascii="Calibri" w:eastAsia="Times New Roman" w:hAnsi="Calibri" w:cs="Times New Roman"/>
-                <w:color w:val="262626"/>
-                <w:sz w:val="20"/>
-                <w:lang w:bidi="hi-IN"/>
-              </w:rPr>
-              <w:t xml:space="preserve"> &amp; tracking</w:t>
-            </w:r>
-            <w:r>
-              <w:rPr>
-                <w:rFonts w:ascii="Calibri" w:eastAsia="Times New Roman" w:hAnsi="Calibri" w:cs="Times New Roman"/>
-                <w:color w:val="262626"/>
-                <w:sz w:val="20"/>
-                <w:lang w:bidi="hi-IN"/>
-              </w:rPr>
-              <w:t xml:space="preserve">, Image </w:t>
-            </w:r>
-            <w:proofErr w:type="spellStart"/>
-            <w:r>
-              <w:rPr>
-                <w:rFonts w:ascii="Calibri" w:eastAsia="Times New Roman" w:hAnsi="Calibri" w:cs="Times New Roman"/>
-                <w:color w:val="262626"/>
-                <w:sz w:val="20"/>
-                <w:lang w:bidi="hi-IN"/>
-              </w:rPr>
-              <w:t>classifcation</w:t>
-            </w:r>
-            <w:proofErr w:type="spellEnd"/>
-            <w:r>
-              <w:rPr>
-                <w:rFonts w:ascii="Calibri" w:eastAsia="Times New Roman" w:hAnsi="Calibri" w:cs="Times New Roman"/>
-                <w:color w:val="262626"/>
-                <w:sz w:val="20"/>
-                <w:lang w:bidi="hi-IN"/>
-              </w:rPr>
-              <w:t>, Predictive Modelling, Supervised Machine Learning, Neural Networks, Model optimization. </w:t>
             </w:r>
           </w:p>
         </w:tc>
@@ -10639,6 +10667,232 @@
     </w:lvl>
   </w:abstractNum>
   <w:abstractNum w:abstractNumId="5" w15:restartNumberingAfterBreak="0">
+    <w:nsid w:val="1D63099C"/>
+    <w:multiLevelType w:val="hybridMultilevel"/>
+    <w:tmpl w:val="AE1AC936"/>
+    <w:lvl w:ilvl="0" w:tplc="40090001">
+      <w:start w:val="1"/>
+      <w:numFmt w:val="bullet"/>
+      <w:lvlText w:val=""/>
+      <w:lvlJc w:val="left"/>
+      <w:pPr>
+        <w:ind w:left="720" w:hanging="360"/>
+      </w:pPr>
+      <w:rPr>
+        <w:rFonts w:ascii="Symbol" w:hAnsi="Symbol" w:hint="default"/>
+      </w:rPr>
+    </w:lvl>
+    <w:lvl w:ilvl="1" w:tplc="40090003" w:tentative="1">
+      <w:start w:val="1"/>
+      <w:numFmt w:val="bullet"/>
+      <w:lvlText w:val="o"/>
+      <w:lvlJc w:val="left"/>
+      <w:pPr>
+        <w:ind w:left="1440" w:hanging="360"/>
+      </w:pPr>
+      <w:rPr>
+        <w:rFonts w:ascii="Courier New" w:hAnsi="Courier New" w:cs="Courier New" w:hint="default"/>
+      </w:rPr>
+    </w:lvl>
+    <w:lvl w:ilvl="2" w:tplc="40090005" w:tentative="1">
+      <w:start w:val="1"/>
+      <w:numFmt w:val="bullet"/>
+      <w:lvlText w:val=""/>
+      <w:lvlJc w:val="left"/>
+      <w:pPr>
+        <w:ind w:left="2160" w:hanging="360"/>
+      </w:pPr>
+      <w:rPr>
+        <w:rFonts w:ascii="Wingdings" w:hAnsi="Wingdings" w:hint="default"/>
+      </w:rPr>
+    </w:lvl>
+    <w:lvl w:ilvl="3" w:tplc="40090001" w:tentative="1">
+      <w:start w:val="1"/>
+      <w:numFmt w:val="bullet"/>
+      <w:lvlText w:val=""/>
+      <w:lvlJc w:val="left"/>
+      <w:pPr>
+        <w:ind w:left="2880" w:hanging="360"/>
+      </w:pPr>
+      <w:rPr>
+        <w:rFonts w:ascii="Symbol" w:hAnsi="Symbol" w:hint="default"/>
+      </w:rPr>
+    </w:lvl>
+    <w:lvl w:ilvl="4" w:tplc="40090003" w:tentative="1">
+      <w:start w:val="1"/>
+      <w:numFmt w:val="bullet"/>
+      <w:lvlText w:val="o"/>
+      <w:lvlJc w:val="left"/>
+      <w:pPr>
+        <w:ind w:left="3600" w:hanging="360"/>
+      </w:pPr>
+      <w:rPr>
+        <w:rFonts w:ascii="Courier New" w:hAnsi="Courier New" w:cs="Courier New" w:hint="default"/>
+      </w:rPr>
+    </w:lvl>
+    <w:lvl w:ilvl="5" w:tplc="40090005" w:tentative="1">
+      <w:start w:val="1"/>
+      <w:numFmt w:val="bullet"/>
+      <w:lvlText w:val=""/>
+      <w:lvlJc w:val="left"/>
+      <w:pPr>
+        <w:ind w:left="4320" w:hanging="360"/>
+      </w:pPr>
+      <w:rPr>
+        <w:rFonts w:ascii="Wingdings" w:hAnsi="Wingdings" w:hint="default"/>
+      </w:rPr>
+    </w:lvl>
+    <w:lvl w:ilvl="6" w:tplc="40090001" w:tentative="1">
+      <w:start w:val="1"/>
+      <w:numFmt w:val="bullet"/>
+      <w:lvlText w:val=""/>
+      <w:lvlJc w:val="left"/>
+      <w:pPr>
+        <w:ind w:left="5040" w:hanging="360"/>
+      </w:pPr>
+      <w:rPr>
+        <w:rFonts w:ascii="Symbol" w:hAnsi="Symbol" w:hint="default"/>
+      </w:rPr>
+    </w:lvl>
+    <w:lvl w:ilvl="7" w:tplc="40090003" w:tentative="1">
+      <w:start w:val="1"/>
+      <w:numFmt w:val="bullet"/>
+      <w:lvlText w:val="o"/>
+      <w:lvlJc w:val="left"/>
+      <w:pPr>
+        <w:ind w:left="5760" w:hanging="360"/>
+      </w:pPr>
+      <w:rPr>
+        <w:rFonts w:ascii="Courier New" w:hAnsi="Courier New" w:cs="Courier New" w:hint="default"/>
+      </w:rPr>
+    </w:lvl>
+    <w:lvl w:ilvl="8" w:tplc="40090005" w:tentative="1">
+      <w:start w:val="1"/>
+      <w:numFmt w:val="bullet"/>
+      <w:lvlText w:val=""/>
+      <w:lvlJc w:val="left"/>
+      <w:pPr>
+        <w:ind w:left="6480" w:hanging="360"/>
+      </w:pPr>
+      <w:rPr>
+        <w:rFonts w:ascii="Wingdings" w:hAnsi="Wingdings" w:hint="default"/>
+      </w:rPr>
+    </w:lvl>
+  </w:abstractNum>
+  <w:abstractNum w:abstractNumId="6" w15:restartNumberingAfterBreak="0">
+    <w:nsid w:val="1DC2525C"/>
+    <w:multiLevelType w:val="hybridMultilevel"/>
+    <w:tmpl w:val="9A2E6E24"/>
+    <w:lvl w:ilvl="0" w:tplc="04090001">
+      <w:start w:val="1"/>
+      <w:numFmt w:val="bullet"/>
+      <w:lvlText w:val=""/>
+      <w:lvlJc w:val="left"/>
+      <w:pPr>
+        <w:ind w:left="1440" w:hanging="360"/>
+      </w:pPr>
+      <w:rPr>
+        <w:rFonts w:ascii="Symbol" w:hAnsi="Symbol" w:hint="default"/>
+      </w:rPr>
+    </w:lvl>
+    <w:lvl w:ilvl="1" w:tplc="40090003" w:tentative="1">
+      <w:start w:val="1"/>
+      <w:numFmt w:val="bullet"/>
+      <w:lvlText w:val="o"/>
+      <w:lvlJc w:val="left"/>
+      <w:pPr>
+        <w:ind w:left="2160" w:hanging="360"/>
+      </w:pPr>
+      <w:rPr>
+        <w:rFonts w:ascii="Courier New" w:hAnsi="Courier New" w:cs="Courier New" w:hint="default"/>
+      </w:rPr>
+    </w:lvl>
+    <w:lvl w:ilvl="2" w:tplc="40090005" w:tentative="1">
+      <w:start w:val="1"/>
+      <w:numFmt w:val="bullet"/>
+      <w:lvlText w:val=""/>
+      <w:lvlJc w:val="left"/>
+      <w:pPr>
+        <w:ind w:left="2880" w:hanging="360"/>
+      </w:pPr>
+      <w:rPr>
+        <w:rFonts w:ascii="Wingdings" w:hAnsi="Wingdings" w:hint="default"/>
+      </w:rPr>
+    </w:lvl>
+    <w:lvl w:ilvl="3" w:tplc="40090001" w:tentative="1">
+      <w:start w:val="1"/>
+      <w:numFmt w:val="bullet"/>
+      <w:lvlText w:val=""/>
+      <w:lvlJc w:val="left"/>
+      <w:pPr>
+        <w:ind w:left="3600" w:hanging="360"/>
+      </w:pPr>
+      <w:rPr>
+        <w:rFonts w:ascii="Symbol" w:hAnsi="Symbol" w:hint="default"/>
+      </w:rPr>
+    </w:lvl>
+    <w:lvl w:ilvl="4" w:tplc="40090003" w:tentative="1">
+      <w:start w:val="1"/>
+      <w:numFmt w:val="bullet"/>
+      <w:lvlText w:val="o"/>
+      <w:lvlJc w:val="left"/>
+      <w:pPr>
+        <w:ind w:left="4320" w:hanging="360"/>
+      </w:pPr>
+      <w:rPr>
+        <w:rFonts w:ascii="Courier New" w:hAnsi="Courier New" w:cs="Courier New" w:hint="default"/>
+      </w:rPr>
+    </w:lvl>
+    <w:lvl w:ilvl="5" w:tplc="40090005" w:tentative="1">
+      <w:start w:val="1"/>
+      <w:numFmt w:val="bullet"/>
+      <w:lvlText w:val=""/>
+      <w:lvlJc w:val="left"/>
+      <w:pPr>
+        <w:ind w:left="5040" w:hanging="360"/>
+      </w:pPr>
+      <w:rPr>
+        <w:rFonts w:ascii="Wingdings" w:hAnsi="Wingdings" w:hint="default"/>
+      </w:rPr>
+    </w:lvl>
+    <w:lvl w:ilvl="6" w:tplc="40090001" w:tentative="1">
+      <w:start w:val="1"/>
+      <w:numFmt w:val="bullet"/>
+      <w:lvlText w:val=""/>
+      <w:lvlJc w:val="left"/>
+      <w:pPr>
+        <w:ind w:left="5760" w:hanging="360"/>
+      </w:pPr>
+      <w:rPr>
+        <w:rFonts w:ascii="Symbol" w:hAnsi="Symbol" w:hint="default"/>
+      </w:rPr>
+    </w:lvl>
+    <w:lvl w:ilvl="7" w:tplc="40090003" w:tentative="1">
+      <w:start w:val="1"/>
+      <w:numFmt w:val="bullet"/>
+      <w:lvlText w:val="o"/>
+      <w:lvlJc w:val="left"/>
+      <w:pPr>
+        <w:ind w:left="6480" w:hanging="360"/>
+      </w:pPr>
+      <w:rPr>
+        <w:rFonts w:ascii="Courier New" w:hAnsi="Courier New" w:cs="Courier New" w:hint="default"/>
+      </w:rPr>
+    </w:lvl>
+    <w:lvl w:ilvl="8" w:tplc="40090005" w:tentative="1">
+      <w:start w:val="1"/>
+      <w:numFmt w:val="bullet"/>
+      <w:lvlText w:val=""/>
+      <w:lvlJc w:val="left"/>
+      <w:pPr>
+        <w:ind w:left="7200" w:hanging="360"/>
+      </w:pPr>
+      <w:rPr>
+        <w:rFonts w:ascii="Wingdings" w:hAnsi="Wingdings" w:hint="default"/>
+      </w:rPr>
+    </w:lvl>
+  </w:abstractNum>
+  <w:abstractNum w:abstractNumId="7" w15:restartNumberingAfterBreak="0">
     <w:nsid w:val="22861C06"/>
     <w:multiLevelType w:val="multilevel"/>
     <w:tmpl w:val="6F243F9E"/>
@@ -10787,7 +11041,7 @@
       </w:rPr>
     </w:lvl>
   </w:abstractNum>
-  <w:abstractNum w:abstractNumId="6" w15:restartNumberingAfterBreak="0">
+  <w:abstractNum w:abstractNumId="8" w15:restartNumberingAfterBreak="0">
     <w:nsid w:val="260B387A"/>
     <w:multiLevelType w:val="hybridMultilevel"/>
     <w:tmpl w:val="CA3C0564"/>
@@ -10900,7 +11154,7 @@
       </w:rPr>
     </w:lvl>
   </w:abstractNum>
-  <w:abstractNum w:abstractNumId="7" w15:restartNumberingAfterBreak="0">
+  <w:abstractNum w:abstractNumId="9" w15:restartNumberingAfterBreak="0">
     <w:nsid w:val="26680C7D"/>
     <w:multiLevelType w:val="hybridMultilevel"/>
     <w:tmpl w:val="8FB0F7FA"/>
@@ -11013,7 +11267,120 @@
       </w:rPr>
     </w:lvl>
   </w:abstractNum>
-  <w:abstractNum w:abstractNumId="8" w15:restartNumberingAfterBreak="0">
+  <w:abstractNum w:abstractNumId="10" w15:restartNumberingAfterBreak="0">
+    <w:nsid w:val="3C3341C0"/>
+    <w:multiLevelType w:val="hybridMultilevel"/>
+    <w:tmpl w:val="04745064"/>
+    <w:lvl w:ilvl="0" w:tplc="40090001">
+      <w:start w:val="1"/>
+      <w:numFmt w:val="bullet"/>
+      <w:lvlText w:val=""/>
+      <w:lvlJc w:val="left"/>
+      <w:pPr>
+        <w:ind w:left="720" w:hanging="360"/>
+      </w:pPr>
+      <w:rPr>
+        <w:rFonts w:ascii="Symbol" w:hAnsi="Symbol" w:hint="default"/>
+      </w:rPr>
+    </w:lvl>
+    <w:lvl w:ilvl="1" w:tplc="40090003" w:tentative="1">
+      <w:start w:val="1"/>
+      <w:numFmt w:val="bullet"/>
+      <w:lvlText w:val="o"/>
+      <w:lvlJc w:val="left"/>
+      <w:pPr>
+        <w:ind w:left="1440" w:hanging="360"/>
+      </w:pPr>
+      <w:rPr>
+        <w:rFonts w:ascii="Courier New" w:hAnsi="Courier New" w:cs="Courier New" w:hint="default"/>
+      </w:rPr>
+    </w:lvl>
+    <w:lvl w:ilvl="2" w:tplc="40090005" w:tentative="1">
+      <w:start w:val="1"/>
+      <w:numFmt w:val="bullet"/>
+      <w:lvlText w:val=""/>
+      <w:lvlJc w:val="left"/>
+      <w:pPr>
+        <w:ind w:left="2160" w:hanging="360"/>
+      </w:pPr>
+      <w:rPr>
+        <w:rFonts w:ascii="Wingdings" w:hAnsi="Wingdings" w:hint="default"/>
+      </w:rPr>
+    </w:lvl>
+    <w:lvl w:ilvl="3" w:tplc="40090001" w:tentative="1">
+      <w:start w:val="1"/>
+      <w:numFmt w:val="bullet"/>
+      <w:lvlText w:val=""/>
+      <w:lvlJc w:val="left"/>
+      <w:pPr>
+        <w:ind w:left="2880" w:hanging="360"/>
+      </w:pPr>
+      <w:rPr>
+        <w:rFonts w:ascii="Symbol" w:hAnsi="Symbol" w:hint="default"/>
+      </w:rPr>
+    </w:lvl>
+    <w:lvl w:ilvl="4" w:tplc="40090003" w:tentative="1">
+      <w:start w:val="1"/>
+      <w:numFmt w:val="bullet"/>
+      <w:lvlText w:val="o"/>
+      <w:lvlJc w:val="left"/>
+      <w:pPr>
+        <w:ind w:left="3600" w:hanging="360"/>
+      </w:pPr>
+      <w:rPr>
+        <w:rFonts w:ascii="Courier New" w:hAnsi="Courier New" w:cs="Courier New" w:hint="default"/>
+      </w:rPr>
+    </w:lvl>
+    <w:lvl w:ilvl="5" w:tplc="40090005" w:tentative="1">
+      <w:start w:val="1"/>
+      <w:numFmt w:val="bullet"/>
+      <w:lvlText w:val=""/>
+      <w:lvlJc w:val="left"/>
+      <w:pPr>
+        <w:ind w:left="4320" w:hanging="360"/>
+      </w:pPr>
+      <w:rPr>
+        <w:rFonts w:ascii="Wingdings" w:hAnsi="Wingdings" w:hint="default"/>
+      </w:rPr>
+    </w:lvl>
+    <w:lvl w:ilvl="6" w:tplc="40090001" w:tentative="1">
+      <w:start w:val="1"/>
+      <w:numFmt w:val="bullet"/>
+      <w:lvlText w:val=""/>
+      <w:lvlJc w:val="left"/>
+      <w:pPr>
+        <w:ind w:left="5040" w:hanging="360"/>
+      </w:pPr>
+      <w:rPr>
+        <w:rFonts w:ascii="Symbol" w:hAnsi="Symbol" w:hint="default"/>
+      </w:rPr>
+    </w:lvl>
+    <w:lvl w:ilvl="7" w:tplc="40090003" w:tentative="1">
+      <w:start w:val="1"/>
+      <w:numFmt w:val="bullet"/>
+      <w:lvlText w:val="o"/>
+      <w:lvlJc w:val="left"/>
+      <w:pPr>
+        <w:ind w:left="5760" w:hanging="360"/>
+      </w:pPr>
+      <w:rPr>
+        <w:rFonts w:ascii="Courier New" w:hAnsi="Courier New" w:cs="Courier New" w:hint="default"/>
+      </w:rPr>
+    </w:lvl>
+    <w:lvl w:ilvl="8" w:tplc="40090005" w:tentative="1">
+      <w:start w:val="1"/>
+      <w:numFmt w:val="bullet"/>
+      <w:lvlText w:val=""/>
+      <w:lvlJc w:val="left"/>
+      <w:pPr>
+        <w:ind w:left="6480" w:hanging="360"/>
+      </w:pPr>
+      <w:rPr>
+        <w:rFonts w:ascii="Wingdings" w:hAnsi="Wingdings" w:hint="default"/>
+      </w:rPr>
+    </w:lvl>
+  </w:abstractNum>
+  <w:abstractNum w:abstractNumId="11" w15:restartNumberingAfterBreak="0">
     <w:nsid w:val="3FD45E21"/>
     <w:multiLevelType w:val="multilevel"/>
     <w:tmpl w:val="0D606A84"/>
@@ -11162,7 +11529,7 @@
       </w:rPr>
     </w:lvl>
   </w:abstractNum>
-  <w:abstractNum w:abstractNumId="9" w15:restartNumberingAfterBreak="0">
+  <w:abstractNum w:abstractNumId="12" w15:restartNumberingAfterBreak="0">
     <w:nsid w:val="3FF43E9F"/>
     <w:multiLevelType w:val="hybridMultilevel"/>
     <w:tmpl w:val="51D4A5F6"/>
@@ -11275,7 +11642,7 @@
       </w:rPr>
     </w:lvl>
   </w:abstractNum>
-  <w:abstractNum w:abstractNumId="10" w15:restartNumberingAfterBreak="0">
+  <w:abstractNum w:abstractNumId="13" w15:restartNumberingAfterBreak="0">
     <w:nsid w:val="446C2C22"/>
     <w:multiLevelType w:val="hybridMultilevel"/>
     <w:tmpl w:val="9210E3A2"/>
@@ -11388,7 +11755,7 @@
       </w:rPr>
     </w:lvl>
   </w:abstractNum>
-  <w:abstractNum w:abstractNumId="11" w15:restartNumberingAfterBreak="0">
+  <w:abstractNum w:abstractNumId="14" w15:restartNumberingAfterBreak="0">
     <w:nsid w:val="46695C94"/>
     <w:multiLevelType w:val="multilevel"/>
     <w:tmpl w:val="DDC08D2C"/>
@@ -11537,7 +11904,7 @@
       </w:rPr>
     </w:lvl>
   </w:abstractNum>
-  <w:abstractNum w:abstractNumId="12" w15:restartNumberingAfterBreak="0">
+  <w:abstractNum w:abstractNumId="15" w15:restartNumberingAfterBreak="0">
     <w:nsid w:val="48D14B25"/>
     <w:multiLevelType w:val="hybridMultilevel"/>
     <w:tmpl w:val="0826D854"/>
@@ -11650,7 +12017,7 @@
       </w:rPr>
     </w:lvl>
   </w:abstractNum>
-  <w:abstractNum w:abstractNumId="13" w15:restartNumberingAfterBreak="0">
+  <w:abstractNum w:abstractNumId="16" w15:restartNumberingAfterBreak="0">
     <w:nsid w:val="50D42163"/>
     <w:multiLevelType w:val="multilevel"/>
     <w:tmpl w:val="3BB601BE"/>
@@ -11799,7 +12166,7 @@
       </w:rPr>
     </w:lvl>
   </w:abstractNum>
-  <w:abstractNum w:abstractNumId="14" w15:restartNumberingAfterBreak="0">
+  <w:abstractNum w:abstractNumId="17" w15:restartNumberingAfterBreak="0">
     <w:nsid w:val="5B227DDA"/>
     <w:multiLevelType w:val="multilevel"/>
     <w:tmpl w:val="DCDEE146"/>
@@ -11948,7 +12315,120 @@
       </w:rPr>
     </w:lvl>
   </w:abstractNum>
-  <w:abstractNum w:abstractNumId="15" w15:restartNumberingAfterBreak="0">
+  <w:abstractNum w:abstractNumId="18" w15:restartNumberingAfterBreak="0">
+    <w:nsid w:val="5CCE0D29"/>
+    <w:multiLevelType w:val="hybridMultilevel"/>
+    <w:tmpl w:val="10CE0C1A"/>
+    <w:lvl w:ilvl="0" w:tplc="40090001">
+      <w:start w:val="1"/>
+      <w:numFmt w:val="bullet"/>
+      <w:lvlText w:val=""/>
+      <w:lvlJc w:val="left"/>
+      <w:pPr>
+        <w:ind w:left="720" w:hanging="360"/>
+      </w:pPr>
+      <w:rPr>
+        <w:rFonts w:ascii="Symbol" w:hAnsi="Symbol" w:hint="default"/>
+      </w:rPr>
+    </w:lvl>
+    <w:lvl w:ilvl="1" w:tplc="40090003" w:tentative="1">
+      <w:start w:val="1"/>
+      <w:numFmt w:val="bullet"/>
+      <w:lvlText w:val="o"/>
+      <w:lvlJc w:val="left"/>
+      <w:pPr>
+        <w:ind w:left="1440" w:hanging="360"/>
+      </w:pPr>
+      <w:rPr>
+        <w:rFonts w:ascii="Courier New" w:hAnsi="Courier New" w:cs="Courier New" w:hint="default"/>
+      </w:rPr>
+    </w:lvl>
+    <w:lvl w:ilvl="2" w:tplc="40090005" w:tentative="1">
+      <w:start w:val="1"/>
+      <w:numFmt w:val="bullet"/>
+      <w:lvlText w:val=""/>
+      <w:lvlJc w:val="left"/>
+      <w:pPr>
+        <w:ind w:left="2160" w:hanging="360"/>
+      </w:pPr>
+      <w:rPr>
+        <w:rFonts w:ascii="Wingdings" w:hAnsi="Wingdings" w:hint="default"/>
+      </w:rPr>
+    </w:lvl>
+    <w:lvl w:ilvl="3" w:tplc="40090001" w:tentative="1">
+      <w:start w:val="1"/>
+      <w:numFmt w:val="bullet"/>
+      <w:lvlText w:val=""/>
+      <w:lvlJc w:val="left"/>
+      <w:pPr>
+        <w:ind w:left="2880" w:hanging="360"/>
+      </w:pPr>
+      <w:rPr>
+        <w:rFonts w:ascii="Symbol" w:hAnsi="Symbol" w:hint="default"/>
+      </w:rPr>
+    </w:lvl>
+    <w:lvl w:ilvl="4" w:tplc="40090003" w:tentative="1">
+      <w:start w:val="1"/>
+      <w:numFmt w:val="bullet"/>
+      <w:lvlText w:val="o"/>
+      <w:lvlJc w:val="left"/>
+      <w:pPr>
+        <w:ind w:left="3600" w:hanging="360"/>
+      </w:pPr>
+      <w:rPr>
+        <w:rFonts w:ascii="Courier New" w:hAnsi="Courier New" w:cs="Courier New" w:hint="default"/>
+      </w:rPr>
+    </w:lvl>
+    <w:lvl w:ilvl="5" w:tplc="40090005" w:tentative="1">
+      <w:start w:val="1"/>
+      <w:numFmt w:val="bullet"/>
+      <w:lvlText w:val=""/>
+      <w:lvlJc w:val="left"/>
+      <w:pPr>
+        <w:ind w:left="4320" w:hanging="360"/>
+      </w:pPr>
+      <w:rPr>
+        <w:rFonts w:ascii="Wingdings" w:hAnsi="Wingdings" w:hint="default"/>
+      </w:rPr>
+    </w:lvl>
+    <w:lvl w:ilvl="6" w:tplc="40090001" w:tentative="1">
+      <w:start w:val="1"/>
+      <w:numFmt w:val="bullet"/>
+      <w:lvlText w:val=""/>
+      <w:lvlJc w:val="left"/>
+      <w:pPr>
+        <w:ind w:left="5040" w:hanging="360"/>
+      </w:pPr>
+      <w:rPr>
+        <w:rFonts w:ascii="Symbol" w:hAnsi="Symbol" w:hint="default"/>
+      </w:rPr>
+    </w:lvl>
+    <w:lvl w:ilvl="7" w:tplc="40090003" w:tentative="1">
+      <w:start w:val="1"/>
+      <w:numFmt w:val="bullet"/>
+      <w:lvlText w:val="o"/>
+      <w:lvlJc w:val="left"/>
+      <w:pPr>
+        <w:ind w:left="5760" w:hanging="360"/>
+      </w:pPr>
+      <w:rPr>
+        <w:rFonts w:ascii="Courier New" w:hAnsi="Courier New" w:cs="Courier New" w:hint="default"/>
+      </w:rPr>
+    </w:lvl>
+    <w:lvl w:ilvl="8" w:tplc="40090005" w:tentative="1">
+      <w:start w:val="1"/>
+      <w:numFmt w:val="bullet"/>
+      <w:lvlText w:val=""/>
+      <w:lvlJc w:val="left"/>
+      <w:pPr>
+        <w:ind w:left="6480" w:hanging="360"/>
+      </w:pPr>
+      <w:rPr>
+        <w:rFonts w:ascii="Wingdings" w:hAnsi="Wingdings" w:hint="default"/>
+      </w:rPr>
+    </w:lvl>
+  </w:abstractNum>
+  <w:abstractNum w:abstractNumId="19" w15:restartNumberingAfterBreak="0">
     <w:nsid w:val="64BC5CDF"/>
     <w:multiLevelType w:val="hybridMultilevel"/>
     <w:tmpl w:val="3ABE1CB6"/>
@@ -12061,7 +12541,7 @@
       </w:rPr>
     </w:lvl>
   </w:abstractNum>
-  <w:abstractNum w:abstractNumId="16" w15:restartNumberingAfterBreak="0">
+  <w:abstractNum w:abstractNumId="20" w15:restartNumberingAfterBreak="0">
     <w:nsid w:val="6F0029FF"/>
     <w:multiLevelType w:val="hybridMultilevel"/>
     <w:tmpl w:val="A5F401DE"/>
@@ -12174,7 +12654,7 @@
       </w:rPr>
     </w:lvl>
   </w:abstractNum>
-  <w:abstractNum w:abstractNumId="17" w15:restartNumberingAfterBreak="0">
+  <w:abstractNum w:abstractNumId="21" w15:restartNumberingAfterBreak="0">
     <w:nsid w:val="70A35EA1"/>
     <w:multiLevelType w:val="hybridMultilevel"/>
     <w:tmpl w:val="1D6E8458"/>
@@ -12287,7 +12767,7 @@
       </w:rPr>
     </w:lvl>
   </w:abstractNum>
-  <w:abstractNum w:abstractNumId="18" w15:restartNumberingAfterBreak="0">
+  <w:abstractNum w:abstractNumId="22" w15:restartNumberingAfterBreak="0">
     <w:nsid w:val="754402FD"/>
     <w:multiLevelType w:val="hybridMultilevel"/>
     <w:tmpl w:val="A79A5B2C"/>
@@ -12408,7 +12888,7 @@
       </w:rPr>
     </w:lvl>
   </w:abstractNum>
-  <w:abstractNum w:abstractNumId="19" w15:restartNumberingAfterBreak="0">
+  <w:abstractNum w:abstractNumId="23" w15:restartNumberingAfterBreak="0">
     <w:nsid w:val="76112B9A"/>
     <w:multiLevelType w:val="multilevel"/>
     <w:tmpl w:val="4BC40E20"/>
@@ -12558,52 +13038,52 @@
     </w:lvl>
   </w:abstractNum>
   <w:num w:numId="1" w16cid:durableId="517550790">
-    <w:abstractNumId w:val="8"/>
+    <w:abstractNumId w:val="11"/>
   </w:num>
   <w:num w:numId="2" w16cid:durableId="1668362583">
+    <w:abstractNumId w:val="17"/>
+  </w:num>
+  <w:num w:numId="3" w16cid:durableId="216750162">
+    <w:abstractNumId w:val="16"/>
+  </w:num>
+  <w:num w:numId="4" w16cid:durableId="586230690">
     <w:abstractNumId w:val="14"/>
   </w:num>
-  <w:num w:numId="3" w16cid:durableId="216750162">
-    <w:abstractNumId w:val="13"/>
-  </w:num>
-  <w:num w:numId="4" w16cid:durableId="586230690">
-    <w:abstractNumId w:val="11"/>
-  </w:num>
   <w:num w:numId="5" w16cid:durableId="1160730478">
-    <w:abstractNumId w:val="5"/>
+    <w:abstractNumId w:val="7"/>
   </w:num>
   <w:num w:numId="6" w16cid:durableId="844243459">
     <w:abstractNumId w:val="2"/>
   </w:num>
   <w:num w:numId="7" w16cid:durableId="1244877876">
-    <w:abstractNumId w:val="10"/>
+    <w:abstractNumId w:val="13"/>
   </w:num>
   <w:num w:numId="8" w16cid:durableId="186531569">
-    <w:abstractNumId w:val="6"/>
+    <w:abstractNumId w:val="8"/>
   </w:num>
   <w:num w:numId="9" w16cid:durableId="409736108">
+    <w:abstractNumId w:val="23"/>
+  </w:num>
+  <w:num w:numId="10" w16cid:durableId="1169903637">
+    <w:abstractNumId w:val="9"/>
+  </w:num>
+  <w:num w:numId="11" w16cid:durableId="750810281">
+    <w:abstractNumId w:val="15"/>
+  </w:num>
+  <w:num w:numId="12" w16cid:durableId="1267931206">
     <w:abstractNumId w:val="19"/>
   </w:num>
-  <w:num w:numId="10" w16cid:durableId="1169903637">
-    <w:abstractNumId w:val="7"/>
-  </w:num>
-  <w:num w:numId="11" w16cid:durableId="750810281">
+  <w:num w:numId="13" w16cid:durableId="1723678144">
     <w:abstractNumId w:val="12"/>
-  </w:num>
-  <w:num w:numId="12" w16cid:durableId="1267931206">
-    <w:abstractNumId w:val="15"/>
-  </w:num>
-  <w:num w:numId="13" w16cid:durableId="1723678144">
-    <w:abstractNumId w:val="9"/>
   </w:num>
   <w:num w:numId="14" w16cid:durableId="1820153345">
     <w:abstractNumId w:val="4"/>
   </w:num>
   <w:num w:numId="15" w16cid:durableId="2001885476">
-    <w:abstractNumId w:val="17"/>
+    <w:abstractNumId w:val="21"/>
   </w:num>
   <w:num w:numId="16" w16cid:durableId="390156727">
-    <w:abstractNumId w:val="18"/>
+    <w:abstractNumId w:val="22"/>
   </w:num>
   <w:num w:numId="17" w16cid:durableId="1542209009">
     <w:abstractNumId w:val="0"/>
@@ -12615,7 +13095,19 @@
     <w:abstractNumId w:val="3"/>
   </w:num>
   <w:num w:numId="20" w16cid:durableId="907030383">
-    <w:abstractNumId w:val="16"/>
+    <w:abstractNumId w:val="20"/>
+  </w:num>
+  <w:num w:numId="21" w16cid:durableId="2076197820">
+    <w:abstractNumId w:val="10"/>
+  </w:num>
+  <w:num w:numId="22" w16cid:durableId="1446463621">
+    <w:abstractNumId w:val="18"/>
+  </w:num>
+  <w:num w:numId="23" w16cid:durableId="154226169">
+    <w:abstractNumId w:val="6"/>
+  </w:num>
+  <w:num w:numId="24" w16cid:durableId="2120293304">
+    <w:abstractNumId w:val="5"/>
   </w:num>
 </w:numbering>
 </file>
@@ -13023,7 +13515,6 @@
   <w:style w:type="character" w:default="1" w:styleId="DefaultParagraphFont">
     <w:name w:val="Default Paragraph Font"/>
     <w:uiPriority w:val="1"/>
-    <w:semiHidden/>
     <w:unhideWhenUsed/>
   </w:style>
   <w:style w:type="table" w:default="1" w:styleId="TableNormal">

--- a/Profile-Abhinav-Feb2026.docx
+++ b/Profile-Abhinav-Feb2026.docx
@@ -1039,7 +1039,47 @@
                 <w:sz w:val="20"/>
                 <w:szCs w:val="20"/>
               </w:rPr>
-              <w:t>NVIDIA AI Enterprise for Azure Professionals</w:t>
+              <w:t xml:space="preserve">GSI </w:t>
+            </w:r>
+            <w:r>
+              <w:rPr>
+                <w:rFonts w:cstheme="minorHAnsi"/>
+                <w:sz w:val="20"/>
+                <w:szCs w:val="20"/>
+              </w:rPr>
+              <w:t>NVIDIA Techn</w:t>
+            </w:r>
+            <w:r>
+              <w:rPr>
+                <w:rFonts w:cstheme="minorHAnsi"/>
+                <w:sz w:val="20"/>
+                <w:szCs w:val="20"/>
+              </w:rPr>
+              <w:t>ologies</w:t>
+            </w:r>
+            <w:r>
+              <w:rPr>
+                <w:rFonts w:cstheme="minorHAnsi"/>
+                <w:sz w:val="20"/>
+                <w:szCs w:val="20"/>
+              </w:rPr>
+              <w:t xml:space="preserve"> Curriculum (2024</w:t>
+            </w:r>
+            <w:r>
+              <w:rPr>
+                <w:rFonts w:cstheme="minorHAnsi"/>
+                <w:sz w:val="20"/>
+                <w:szCs w:val="20"/>
+              </w:rPr>
+              <w:t>, 2025</w:t>
+            </w:r>
+            <w:r>
+              <w:rPr>
+                <w:rFonts w:cstheme="minorHAnsi"/>
+                <w:sz w:val="20"/>
+                <w:szCs w:val="20"/>
+              </w:rPr>
+              <w:t>)</w:t>
             </w:r>
           </w:p>
           <w:p>
@@ -1217,25 +1257,14 @@
               </w:rPr>
               <w:t xml:space="preserve">Languages </w:t>
             </w:r>
-            <w:proofErr w:type="gramStart"/>
-            <w:r>
-              <w:rPr>
-                <w:rFonts w:ascii="Calibri" w:eastAsia="Times New Roman" w:hAnsi="Calibri" w:cs="Times New Roman"/>
-                <w:color w:val="000000"/>
-                <w:lang w:bidi="hi-IN"/>
-              </w:rPr>
-              <w:t xml:space="preserve">-  </w:t>
-            </w:r>
-            <w:r>
-              <w:rPr>
-                <w:rFonts w:ascii="Calibri" w:eastAsia="Times New Roman" w:hAnsi="Calibri" w:cs="Times New Roman"/>
-                <w:color w:val="000000"/>
-                <w:sz w:val="20"/>
-                <w:lang w:bidi="hi-IN"/>
-              </w:rPr>
-              <w:t>Python</w:t>
-            </w:r>
-            <w:proofErr w:type="gramEnd"/>
+            <w:r>
+              <w:rPr>
+                <w:rFonts w:ascii="Calibri" w:eastAsia="Times New Roman" w:hAnsi="Calibri" w:cs="Times New Roman"/>
+                <w:color w:val="000000"/>
+                <w:lang w:bidi="hi-IN"/>
+              </w:rPr>
+              <w:t>- Python</w:t>
+            </w:r>
             <w:r>
               <w:rPr>
                 <w:rFonts w:ascii="Calibri" w:eastAsia="Times New Roman" w:hAnsi="Calibri" w:cs="Times New Roman"/>
@@ -1319,35 +1348,15 @@
                 <w:color w:val="000000"/>
                 <w:lang w:bidi="hi-IN"/>
               </w:rPr>
-              <w:t xml:space="preserve">Statistical </w:t>
-            </w:r>
-            <w:proofErr w:type="gramStart"/>
-            <w:r>
-              <w:rPr>
-                <w:rFonts w:ascii="Calibri" w:eastAsia="Times New Roman" w:hAnsi="Calibri" w:cs="Times New Roman"/>
-                <w:b/>
-                <w:bCs/>
-                <w:color w:val="000000"/>
-                <w:lang w:bidi="hi-IN"/>
-              </w:rPr>
-              <w:t>Tools</w:t>
-            </w:r>
-            <w:r>
-              <w:rPr>
-                <w:rFonts w:ascii="Calibri" w:eastAsia="Times New Roman" w:hAnsi="Calibri" w:cs="Times New Roman"/>
-                <w:color w:val="000000"/>
-                <w:lang w:bidi="hi-IN"/>
-              </w:rPr>
-              <w:t>  –</w:t>
-            </w:r>
-            <w:proofErr w:type="gramEnd"/>
-            <w:r>
-              <w:rPr>
-                <w:rFonts w:ascii="Calibri" w:eastAsia="Times New Roman" w:hAnsi="Calibri" w:cs="Times New Roman"/>
-                <w:color w:val="000000"/>
-                <w:lang w:bidi="hi-IN"/>
-              </w:rPr>
-              <w:t xml:space="preserve"> </w:t>
+              <w:t>Statistical Tools</w:t>
+            </w:r>
+            <w:r>
+              <w:rPr>
+                <w:rFonts w:ascii="Calibri" w:eastAsia="Times New Roman" w:hAnsi="Calibri" w:cs="Times New Roman"/>
+                <w:color w:val="000000"/>
+                <w:lang w:bidi="hi-IN"/>
+              </w:rPr>
+              <w:t xml:space="preserve">  – </w:t>
             </w:r>
             <w:r>
               <w:rPr>
@@ -1399,28 +1408,27 @@
                 <w:color w:val="000000"/>
                 <w:lang w:bidi="hi-IN"/>
               </w:rPr>
-              <w:t>Data v</w:t>
-            </w:r>
-            <w:r>
-              <w:rPr>
-                <w:rFonts w:ascii="Calibri" w:eastAsia="Times New Roman" w:hAnsi="Calibri" w:cs="Times New Roman"/>
-                <w:b/>
-                <w:bCs/>
-                <w:color w:val="000000"/>
-                <w:lang w:bidi="hi-IN"/>
-              </w:rPr>
-              <w:t xml:space="preserve">isualization </w:t>
-            </w:r>
-            <w:proofErr w:type="gramStart"/>
-            <w:r>
-              <w:rPr>
-                <w:rFonts w:ascii="Calibri" w:eastAsia="Times New Roman" w:hAnsi="Calibri" w:cs="Times New Roman"/>
-                <w:b/>
-                <w:bCs/>
-                <w:color w:val="000000"/>
-                <w:lang w:bidi="hi-IN"/>
-              </w:rPr>
-              <w:t>Tools</w:t>
+              <w:t xml:space="preserve">Data </w:t>
+            </w:r>
+            <w:r>
+              <w:rPr>
+                <w:rFonts w:ascii="Calibri" w:eastAsia="Times New Roman" w:hAnsi="Calibri" w:cs="Times New Roman"/>
+                <w:b/>
+                <w:bCs/>
+                <w:color w:val="000000"/>
+                <w:lang w:bidi="hi-IN"/>
+              </w:rPr>
+              <w:t>V</w:t>
+            </w:r>
+            <w:r>
+              <w:rPr>
+                <w:rFonts w:ascii="Calibri" w:eastAsia="Times New Roman" w:hAnsi="Calibri" w:cs="Times New Roman"/>
+                <w:b/>
+                <w:bCs/>
+                <w:color w:val="000000"/>
+                <w:lang w:bidi="hi-IN"/>
+              </w:rPr>
+              <w:t>isualization Tools</w:t>
             </w:r>
             <w:r>
               <w:rPr>
@@ -1438,16 +1446,7 @@
                 <w:color w:val="000000"/>
                 <w:lang w:bidi="hi-IN"/>
               </w:rPr>
-              <w:t xml:space="preserve"> –</w:t>
-            </w:r>
-            <w:proofErr w:type="gramEnd"/>
-            <w:r>
-              <w:rPr>
-                <w:rFonts w:ascii="Calibri" w:eastAsia="Times New Roman" w:hAnsi="Calibri" w:cs="Times New Roman"/>
-                <w:color w:val="000000"/>
-                <w:lang w:bidi="hi-IN"/>
-              </w:rPr>
-              <w:t xml:space="preserve"> </w:t>
+              <w:t xml:space="preserve"> – </w:t>
             </w:r>
             <w:r>
               <w:rPr>
@@ -1501,7 +1500,138 @@
               <w:spacing w:after="0" w:line="240" w:lineRule="auto"/>
               <w:textAlignment w:val="baseline"/>
               <w:rPr>
-                <w:rFonts w:ascii="Times New Roman" w:eastAsia="Times New Roman" w:hAnsi="Times New Roman" w:cs="Times New Roman"/>
+                <w:rFonts w:ascii="Calibri" w:eastAsia="Times New Roman" w:hAnsi="Calibri" w:cs="Times New Roman"/>
+                <w:color w:val="000000"/>
+                <w:lang w:bidi="hi-IN"/>
+              </w:rPr>
+            </w:pPr>
+            <w:r>
+              <w:rPr>
+                <w:rFonts w:ascii="Calibri" w:eastAsia="Times New Roman" w:hAnsi="Calibri" w:cs="Times New Roman"/>
+                <w:b/>
+                <w:bCs/>
+                <w:color w:val="000000"/>
+                <w:lang w:bidi="hi-IN"/>
+              </w:rPr>
+              <w:t xml:space="preserve">Imaging Tools </w:t>
+            </w:r>
+            <w:r>
+              <w:rPr>
+                <w:rFonts w:ascii="Calibri" w:eastAsia="Times New Roman" w:hAnsi="Calibri" w:cs="Times New Roman"/>
+                <w:color w:val="000000"/>
+                <w:lang w:bidi="hi-IN"/>
+              </w:rPr>
+              <w:t xml:space="preserve"> – </w:t>
+            </w:r>
+            <w:r>
+              <w:rPr>
+                <w:rFonts w:ascii="Calibri" w:eastAsia="Times New Roman" w:hAnsi="Calibri" w:cs="Times New Roman"/>
+                <w:color w:val="000000"/>
+                <w:sz w:val="20"/>
+                <w:szCs w:val="20"/>
+                <w:lang w:bidi="hi-IN"/>
+              </w:rPr>
+              <w:t xml:space="preserve">OpenCV , </w:t>
+            </w:r>
+            <w:r>
+              <w:rPr>
+                <w:rFonts w:ascii="Calibri" w:eastAsia="Times New Roman" w:hAnsi="Calibri" w:cs="Times New Roman"/>
+                <w:color w:val="000000"/>
+                <w:sz w:val="20"/>
+                <w:szCs w:val="20"/>
+                <w:lang w:bidi="hi-IN"/>
+              </w:rPr>
+              <w:t>Pillow (</w:t>
+            </w:r>
+            <w:r>
+              <w:rPr>
+                <w:rFonts w:ascii="Calibri" w:eastAsia="Times New Roman" w:hAnsi="Calibri" w:cs="Times New Roman"/>
+                <w:color w:val="000000"/>
+                <w:sz w:val="20"/>
+                <w:szCs w:val="20"/>
+                <w:lang w:bidi="hi-IN"/>
+              </w:rPr>
+              <w:t>P</w:t>
+            </w:r>
+            <w:r>
+              <w:rPr>
+                <w:rFonts w:eastAsia="Times New Roman" w:cs="Times New Roman"/>
+                <w:color w:val="000000"/>
+                <w:sz w:val="20"/>
+                <w:szCs w:val="20"/>
+                <w:lang w:bidi="hi-IN"/>
+              </w:rPr>
+              <w:t>IL)</w:t>
+            </w:r>
+            <w:r>
+              <w:rPr>
+                <w:rFonts w:ascii="Calibri" w:eastAsia="Times New Roman" w:hAnsi="Calibri" w:cs="Times New Roman"/>
+                <w:color w:val="000000"/>
+                <w:sz w:val="20"/>
+                <w:szCs w:val="20"/>
+                <w:lang w:bidi="hi-IN"/>
+              </w:rPr>
+              <w:t xml:space="preserve">, </w:t>
+            </w:r>
+            <w:r>
+              <w:rPr>
+                <w:rFonts w:ascii="Calibri" w:eastAsia="Times New Roman" w:hAnsi="Calibri" w:cs="Times New Roman"/>
+                <w:color w:val="000000"/>
+                <w:sz w:val="20"/>
+                <w:szCs w:val="20"/>
+                <w:lang w:bidi="hi-IN"/>
+              </w:rPr>
+              <w:t>Scikit-</w:t>
+            </w:r>
+            <w:r>
+              <w:rPr>
+                <w:rFonts w:ascii="Calibri" w:eastAsia="Times New Roman" w:hAnsi="Calibri" w:cs="Times New Roman"/>
+                <w:color w:val="000000"/>
+                <w:sz w:val="20"/>
+                <w:szCs w:val="20"/>
+                <w:lang w:bidi="hi-IN"/>
+              </w:rPr>
+              <w:t>i</w:t>
+            </w:r>
+            <w:r>
+              <w:rPr>
+                <w:rFonts w:ascii="Calibri" w:eastAsia="Times New Roman" w:hAnsi="Calibri" w:cs="Times New Roman"/>
+                <w:color w:val="000000"/>
+                <w:sz w:val="20"/>
+                <w:szCs w:val="20"/>
+                <w:lang w:bidi="hi-IN"/>
+              </w:rPr>
+              <w:t xml:space="preserve">mage, </w:t>
+            </w:r>
+            <w:proofErr w:type="spellStart"/>
+            <w:r>
+              <w:rPr>
+                <w:rFonts w:ascii="Calibri" w:eastAsia="Times New Roman" w:hAnsi="Calibri" w:cs="Times New Roman"/>
+                <w:color w:val="000000"/>
+                <w:sz w:val="20"/>
+                <w:szCs w:val="20"/>
+                <w:lang w:bidi="hi-IN"/>
+              </w:rPr>
+              <w:t>torchvision</w:t>
+            </w:r>
+            <w:proofErr w:type="spellEnd"/>
+            <w:r>
+              <w:rPr>
+                <w:rFonts w:ascii="Calibri" w:eastAsia="Times New Roman" w:hAnsi="Calibri" w:cs="Times New Roman"/>
+                <w:color w:val="000000"/>
+                <w:sz w:val="20"/>
+                <w:szCs w:val="20"/>
+                <w:lang w:bidi="hi-IN"/>
+              </w:rPr>
+              <w:t>.</w:t>
+            </w:r>
+          </w:p>
+          <w:p>
+            <w:pPr>
+              <w:spacing w:after="0" w:line="240" w:lineRule="auto"/>
+              <w:textAlignment w:val="baseline"/>
+              <w:rPr>
+                <w:rFonts w:eastAsia="Times New Roman" w:cstheme="minorHAnsi"/>
                 <w:color w:val="00000A"/>
                 <w:sz w:val="24"/>
                 <w:szCs w:val="24"/>
@@ -1510,98 +1640,89 @@
             </w:pPr>
             <w:r>
               <w:rPr>
-                <w:rFonts w:ascii="Calibri" w:eastAsia="Times New Roman" w:hAnsi="Calibri" w:cs="Times New Roman"/>
-                <w:b/>
-                <w:bCs/>
-                <w:color w:val="000000"/>
-                <w:lang w:bidi="hi-IN"/>
-              </w:rPr>
-              <w:t>Imaging</w:t>
-            </w:r>
-            <w:r>
-              <w:rPr>
-                <w:rFonts w:ascii="Calibri" w:eastAsia="Times New Roman" w:hAnsi="Calibri" w:cs="Times New Roman"/>
-                <w:b/>
-                <w:bCs/>
-                <w:color w:val="000000"/>
-                <w:lang w:bidi="hi-IN"/>
-              </w:rPr>
-              <w:t xml:space="preserve"> </w:t>
-            </w:r>
-            <w:proofErr w:type="gramStart"/>
-            <w:r>
-              <w:rPr>
-                <w:rFonts w:ascii="Calibri" w:eastAsia="Times New Roman" w:hAnsi="Calibri" w:cs="Times New Roman"/>
-                <w:b/>
-                <w:bCs/>
-                <w:color w:val="000000"/>
+                <w:rFonts w:eastAsia="Times New Roman" w:cstheme="minorHAnsi"/>
+                <w:b/>
+                <w:bCs/>
+                <w:color w:val="00000A"/>
+                <w:szCs w:val="24"/>
+                <w:lang w:bidi="hi-IN"/>
+              </w:rPr>
+              <w:t xml:space="preserve">Video/Multimedia </w:t>
+            </w:r>
+            <w:r>
+              <w:rPr>
+                <w:rFonts w:eastAsia="Times New Roman" w:cstheme="minorHAnsi"/>
+                <w:b/>
+                <w:bCs/>
+                <w:color w:val="00000A"/>
+                <w:szCs w:val="24"/>
+                <w:lang w:bidi="hi-IN"/>
+              </w:rPr>
+              <w:t xml:space="preserve">Processing </w:t>
+            </w:r>
+            <w:r>
+              <w:rPr>
+                <w:rFonts w:eastAsia="Times New Roman" w:cstheme="minorHAnsi"/>
+                <w:b/>
+                <w:bCs/>
+                <w:color w:val="00000A"/>
+                <w:szCs w:val="24"/>
                 <w:lang w:bidi="hi-IN"/>
               </w:rPr>
               <w:t>Tools</w:t>
             </w:r>
             <w:r>
               <w:rPr>
-                <w:rFonts w:ascii="Calibri" w:eastAsia="Times New Roman" w:hAnsi="Calibri" w:cs="Times New Roman"/>
-                <w:b/>
-                <w:bCs/>
-                <w:color w:val="000000"/>
-                <w:lang w:bidi="hi-IN"/>
-              </w:rPr>
-              <w:t xml:space="preserve"> </w:t>
-            </w:r>
-            <w:r>
-              <w:rPr>
-                <w:rFonts w:ascii="Calibri" w:eastAsia="Times New Roman" w:hAnsi="Calibri" w:cs="Times New Roman"/>
-                <w:color w:val="000000"/>
-                <w:lang w:bidi="hi-IN"/>
-              </w:rPr>
-              <w:t xml:space="preserve"> –</w:t>
-            </w:r>
-            <w:proofErr w:type="gramEnd"/>
-            <w:r>
-              <w:rPr>
-                <w:rFonts w:ascii="Calibri" w:eastAsia="Times New Roman" w:hAnsi="Calibri" w:cs="Times New Roman"/>
-                <w:color w:val="000000"/>
-                <w:lang w:bidi="hi-IN"/>
-              </w:rPr>
-              <w:t xml:space="preserve"> </w:t>
-            </w:r>
-            <w:proofErr w:type="gramStart"/>
-            <w:r>
-              <w:rPr>
-                <w:rFonts w:ascii="Calibri" w:eastAsia="Times New Roman" w:hAnsi="Calibri" w:cs="Times New Roman"/>
-                <w:color w:val="000000"/>
-                <w:sz w:val="20"/>
-                <w:lang w:bidi="hi-IN"/>
-              </w:rPr>
-              <w:t>OpenCV ,</w:t>
-            </w:r>
-            <w:proofErr w:type="gramEnd"/>
-            <w:r>
-              <w:rPr>
-                <w:rFonts w:ascii="Calibri" w:eastAsia="Times New Roman" w:hAnsi="Calibri" w:cs="Times New Roman"/>
-                <w:color w:val="000000"/>
-                <w:sz w:val="20"/>
-                <w:lang w:bidi="hi-IN"/>
-              </w:rPr>
-              <w:t xml:space="preserve"> Pillow</w:t>
-            </w:r>
-            <w:r>
-              <w:rPr>
-                <w:rFonts w:ascii="Calibri" w:eastAsia="Times New Roman" w:hAnsi="Calibri" w:cs="Times New Roman"/>
-                <w:color w:val="000000"/>
-                <w:sz w:val="20"/>
+                <w:rFonts w:eastAsia="Times New Roman" w:cstheme="minorHAnsi"/>
+                <w:color w:val="00000A"/>
+                <w:szCs w:val="24"/>
+                <w:lang w:bidi="hi-IN"/>
+              </w:rPr>
+              <w:t xml:space="preserve"> – </w:t>
+            </w:r>
+            <w:proofErr w:type="spellStart"/>
+            <w:r>
+              <w:rPr>
+                <w:rFonts w:eastAsia="Times New Roman" w:cstheme="minorHAnsi"/>
+                <w:color w:val="00000A"/>
+                <w:sz w:val="20"/>
+                <w:szCs w:val="20"/>
+                <w:lang w:bidi="hi-IN"/>
+              </w:rPr>
+              <w:t>FFmpeg</w:t>
+            </w:r>
+            <w:proofErr w:type="spellEnd"/>
+            <w:r>
+              <w:rPr>
+                <w:rFonts w:eastAsia="Times New Roman" w:cstheme="minorHAnsi"/>
+                <w:color w:val="00000A"/>
+                <w:sz w:val="20"/>
+                <w:szCs w:val="20"/>
+                <w:lang w:bidi="hi-IN"/>
+              </w:rPr>
+              <w:t xml:space="preserve">, </w:t>
+            </w:r>
+            <w:proofErr w:type="spellStart"/>
+            <w:r>
+              <w:rPr>
+                <w:rFonts w:eastAsia="Times New Roman" w:cstheme="minorHAnsi"/>
+                <w:color w:val="00000A"/>
+                <w:sz w:val="20"/>
+                <w:szCs w:val="20"/>
+                <w:lang w:bidi="hi-IN"/>
+              </w:rPr>
+              <w:t>GStreamer</w:t>
+            </w:r>
+            <w:proofErr w:type="spellEnd"/>
+            <w:r>
+              <w:rPr>
+                <w:rFonts w:eastAsia="Times New Roman" w:cstheme="minorHAnsi"/>
+                <w:color w:val="00000A"/>
+                <w:sz w:val="20"/>
+                <w:szCs w:val="20"/>
                 <w:lang w:bidi="hi-IN"/>
               </w:rPr>
               <w:t>.</w:t>
-            </w:r>
-            <w:r>
-              <w:rPr>
-                <w:rFonts w:ascii="Calibri" w:eastAsia="Times New Roman" w:hAnsi="Calibri" w:cs="Times New Roman"/>
-                <w:color w:val="000000"/>
-                <w:lang w:bidi="hi-IN"/>
-              </w:rPr>
-              <w:t>  </w:t>
             </w:r>
           </w:p>
           <w:p>
@@ -1632,45 +1753,25 @@
                 <w:color w:val="000000"/>
                 <w:lang w:bidi="hi-IN"/>
               </w:rPr>
+              <w:t xml:space="preserve"> Tools</w:t>
+            </w:r>
+            <w:r>
+              <w:rPr>
+                <w:rFonts w:ascii="Calibri" w:eastAsia="Times New Roman" w:hAnsi="Calibri" w:cs="Times New Roman"/>
+                <w:b/>
+                <w:bCs/>
+                <w:color w:val="000000"/>
+                <w:lang w:bidi="hi-IN"/>
+              </w:rPr>
               <w:t xml:space="preserve"> </w:t>
             </w:r>
-            <w:proofErr w:type="gramStart"/>
-            <w:r>
-              <w:rPr>
-                <w:rFonts w:ascii="Calibri" w:eastAsia="Times New Roman" w:hAnsi="Calibri" w:cs="Times New Roman"/>
-                <w:b/>
-                <w:bCs/>
-                <w:color w:val="000000"/>
-                <w:lang w:bidi="hi-IN"/>
-              </w:rPr>
-              <w:t>Tools</w:t>
-            </w:r>
-            <w:r>
-              <w:rPr>
-                <w:rFonts w:ascii="Calibri" w:eastAsia="Times New Roman" w:hAnsi="Calibri" w:cs="Times New Roman"/>
-                <w:b/>
-                <w:bCs/>
-                <w:color w:val="000000"/>
-                <w:lang w:bidi="hi-IN"/>
-              </w:rPr>
-              <w:t xml:space="preserve"> </w:t>
-            </w:r>
-            <w:r>
-              <w:rPr>
-                <w:rFonts w:ascii="Calibri" w:eastAsia="Times New Roman" w:hAnsi="Calibri" w:cs="Times New Roman"/>
-                <w:color w:val="000000"/>
-                <w:lang w:bidi="hi-IN"/>
-              </w:rPr>
-              <w:t xml:space="preserve"> –</w:t>
-            </w:r>
-            <w:proofErr w:type="gramEnd"/>
-            <w:r>
-              <w:rPr>
-                <w:rFonts w:ascii="Calibri" w:eastAsia="Times New Roman" w:hAnsi="Calibri" w:cs="Times New Roman"/>
-                <w:color w:val="000000"/>
-                <w:lang w:bidi="hi-IN"/>
-              </w:rPr>
-              <w:t xml:space="preserve"> </w:t>
+            <w:r>
+              <w:rPr>
+                <w:rFonts w:ascii="Calibri" w:eastAsia="Times New Roman" w:hAnsi="Calibri" w:cs="Times New Roman"/>
+                <w:color w:val="000000"/>
+                <w:lang w:bidi="hi-IN"/>
+              </w:rPr>
+              <w:t xml:space="preserve"> – </w:t>
             </w:r>
             <w:r>
               <w:rPr>
@@ -1831,9 +1932,8 @@
                 <w:sz w:val="20"/>
                 <w:szCs w:val="20"/>
               </w:rPr>
-              <w:t xml:space="preserve">A100 and </w:t>
-            </w:r>
-            <w:proofErr w:type="spellStart"/>
+              <w:t>A100 and etc</w:t>
+            </w:r>
             <w:r>
               <w:rPr>
                 <w:rFonts w:eastAsia="Calibri Light" w:cstheme="minorHAnsi"/>
@@ -1841,9 +1941,8 @@
                 <w:sz w:val="20"/>
                 <w:szCs w:val="20"/>
               </w:rPr>
-              <w:t>etc</w:t>
-            </w:r>
-            <w:proofErr w:type="spellEnd"/>
+              <w:t>.</w:t>
+            </w:r>
             <w:r>
               <w:rPr>
                 <w:rFonts w:eastAsia="Calibri Light" w:cstheme="minorHAnsi"/>
@@ -1869,7 +1968,7 @@
                 <w:sz w:val="20"/>
                 <w:szCs w:val="20"/>
               </w:rPr>
-              <w:t xml:space="preserve">Intel Gaudi3, </w:t>
+              <w:t>Intel Gaudi</w:t>
             </w:r>
             <w:r>
               <w:rPr>
@@ -1878,7 +1977,7 @@
                 <w:sz w:val="20"/>
                 <w:szCs w:val="20"/>
               </w:rPr>
-              <w:t xml:space="preserve">Intel ASUS NUC 15 Pro+ Edge device, </w:t>
+              <w:t xml:space="preserve"> </w:t>
             </w:r>
             <w:r>
               <w:rPr>
@@ -1887,7 +1986,7 @@
                 <w:sz w:val="20"/>
                 <w:szCs w:val="20"/>
               </w:rPr>
-              <w:t>AMD EPYC CPU</w:t>
+              <w:t xml:space="preserve">3, </w:t>
             </w:r>
             <w:r>
               <w:rPr>
@@ -1896,6 +1995,24 @@
                 <w:sz w:val="20"/>
                 <w:szCs w:val="20"/>
               </w:rPr>
+              <w:t xml:space="preserve">Intel ASUS NUC 15 Pro+ Edge device, </w:t>
+            </w:r>
+            <w:r>
+              <w:rPr>
+                <w:rFonts w:eastAsia="Calibri Light" w:cstheme="minorHAnsi"/>
+                <w:color w:val="000000" w:themeColor="text1"/>
+                <w:sz w:val="20"/>
+                <w:szCs w:val="20"/>
+              </w:rPr>
+              <w:t>AMD EPYC CPU</w:t>
+            </w:r>
+            <w:r>
+              <w:rPr>
+                <w:rFonts w:eastAsia="Calibri Light" w:cstheme="minorHAnsi"/>
+                <w:color w:val="000000" w:themeColor="text1"/>
+                <w:sz w:val="20"/>
+                <w:szCs w:val="20"/>
+              </w:rPr>
               <w:t>s.</w:t>
             </w:r>
           </w:p>
@@ -2031,17 +2148,15 @@
               </w:rPr>
               <w:t xml:space="preserve">aolin </w:t>
             </w:r>
-            <w:proofErr w:type="gramStart"/>
-            <w:r>
-              <w:rPr>
-                <w:rFonts w:ascii="Calibri" w:eastAsia="Times New Roman" w:hAnsi="Calibri" w:cs="Times New Roman"/>
-                <w:color w:val="262626"/>
-                <w:sz w:val="20"/>
-                <w:lang w:bidi="hi-IN"/>
-              </w:rPr>
-              <w:t>and etc.</w:t>
-            </w:r>
-            <w:proofErr w:type="gramEnd"/>
+            <w:r>
+              <w:rPr>
+                <w:rFonts w:ascii="Calibri" w:eastAsia="Times New Roman" w:hAnsi="Calibri" w:cs="Times New Roman"/>
+                <w:color w:val="262626"/>
+                <w:sz w:val="20"/>
+                <w:lang w:bidi="hi-IN"/>
+              </w:rPr>
+              <w:t>etc.</w:t>
+            </w:r>
             <w:r>
               <w:rPr>
                 <w:rFonts w:ascii="Calibri" w:eastAsia="Times New Roman" w:hAnsi="Calibri" w:cs="Times New Roman"/>
@@ -2136,18 +2251,7 @@
                 <w:szCs w:val="20"/>
                 <w:lang w:bidi="hi-IN"/>
               </w:rPr>
-              <w:t xml:space="preserve"> </w:t>
-            </w:r>
-            <w:proofErr w:type="gramStart"/>
-            <w:r>
-              <w:rPr>
-                <w:rFonts w:eastAsia="Times New Roman" w:cstheme="minorHAnsi"/>
-                <w:color w:val="00000A"/>
-                <w:sz w:val="20"/>
-                <w:szCs w:val="20"/>
-                <w:lang w:bidi="hi-IN"/>
-              </w:rPr>
-              <w:t>and etc</w:t>
+              <w:t xml:space="preserve"> etc</w:t>
             </w:r>
             <w:r>
               <w:rPr>
@@ -2159,7 +2263,6 @@
               </w:rPr>
               <w:t>.</w:t>
             </w:r>
-            <w:proofErr w:type="gramEnd"/>
           </w:p>
         </w:tc>
       </w:tr>
@@ -2226,7 +2329,17 @@
                 <w:color w:val="000000"/>
                 <w:lang w:bidi="hi-IN"/>
               </w:rPr>
-              <w:t>Machine Learning</w:t>
+              <w:t>M</w:t>
+            </w:r>
+            <w:r>
+              <w:rPr>
+                <w:rFonts w:ascii="Calibri" w:eastAsia="Times New Roman" w:hAnsi="Calibri" w:cs="Times New Roman"/>
+                <w:b/>
+                <w:bCs/>
+                <w:color w:val="000000"/>
+                <w:lang w:bidi="hi-IN"/>
+              </w:rPr>
+              <w:t>L/DL</w:t>
             </w:r>
             <w:r>
               <w:rPr>
@@ -2237,6 +2350,26 @@
                 <w:lang w:bidi="hi-IN"/>
               </w:rPr>
               <w:t xml:space="preserve"> Tools</w:t>
+            </w:r>
+            <w:r>
+              <w:rPr>
+                <w:rFonts w:ascii="Calibri" w:eastAsia="Times New Roman" w:hAnsi="Calibri" w:cs="Times New Roman"/>
+                <w:b/>
+                <w:bCs/>
+                <w:color w:val="000000"/>
+                <w:lang w:bidi="hi-IN"/>
+              </w:rPr>
+              <w:t xml:space="preserve"> and </w:t>
+            </w:r>
+            <w:r>
+              <w:rPr>
+                <w:rFonts w:ascii="Calibri" w:eastAsia="Times New Roman" w:hAnsi="Calibri" w:cs="Times New Roman"/>
+                <w:b/>
+                <w:bCs/>
+                <w:color w:val="000000"/>
+                <w:lang w:bidi="hi-IN"/>
+              </w:rPr>
+              <w:t>Libraries</w:t>
             </w:r>
             <w:r>
               <w:rPr>
@@ -2328,7 +2461,6 @@
               </w:rPr>
             </w:pPr>
             <w:proofErr w:type="spellStart"/>
-            <w:proofErr w:type="gramStart"/>
             <w:r>
               <w:rPr>
                 <w:rFonts w:ascii="Calibri" w:eastAsia="Times New Roman" w:hAnsi="Calibri" w:cs="Times New Roman"/>
@@ -2358,9 +2490,8 @@
                 <w:color w:val="000000"/>
                 <w:lang w:bidi="hi-IN"/>
               </w:rPr>
-              <w:t xml:space="preserve"> Tools</w:t>
-            </w:r>
-            <w:proofErr w:type="gramEnd"/>
+              <w:t>Tools</w:t>
+            </w:r>
             <w:r>
               <w:rPr>
                 <w:rFonts w:ascii="Calibri" w:eastAsia="Times New Roman" w:hAnsi="Calibri" w:cs="Times New Roman"/>
@@ -2529,7 +2660,6 @@
               </w:rPr>
               <w:t xml:space="preserve"> </w:t>
             </w:r>
-            <w:proofErr w:type="gramStart"/>
             <w:r>
               <w:rPr>
                 <w:rFonts w:ascii="Calibri" w:eastAsia="Times New Roman" w:hAnsi="Calibri" w:cs="Times New Roman"/>
@@ -2539,15 +2669,6 @@
               </w:rPr>
               <w:t xml:space="preserve">Docker, </w:t>
             </w:r>
-            <w:r>
-              <w:rPr>
-                <w:rFonts w:ascii="Calibri" w:eastAsia="Times New Roman" w:hAnsi="Calibri" w:cs="Times New Roman"/>
-                <w:color w:val="000000"/>
-                <w:sz w:val="20"/>
-                <w:lang w:bidi="hi-IN"/>
-              </w:rPr>
-              <w:t xml:space="preserve"> </w:t>
-            </w:r>
             <w:proofErr w:type="spellStart"/>
             <w:r>
               <w:rPr>
@@ -2559,35 +2680,14 @@
               <w:t>Vscode</w:t>
             </w:r>
             <w:proofErr w:type="spellEnd"/>
-            <w:proofErr w:type="gramEnd"/>
-            <w:r>
-              <w:rPr>
-                <w:rFonts w:ascii="Calibri" w:eastAsia="Times New Roman" w:hAnsi="Calibri" w:cs="Times New Roman"/>
-                <w:color w:val="000000"/>
-                <w:sz w:val="20"/>
-                <w:lang w:bidi="hi-IN"/>
-              </w:rPr>
-              <w:t xml:space="preserve"> </w:t>
-            </w:r>
-            <w:proofErr w:type="gramStart"/>
-            <w:r>
-              <w:rPr>
-                <w:rFonts w:ascii="Calibri" w:eastAsia="Times New Roman" w:hAnsi="Calibri" w:cs="Times New Roman"/>
-                <w:color w:val="000000"/>
-                <w:sz w:val="20"/>
-                <w:lang w:bidi="hi-IN"/>
-              </w:rPr>
-              <w:t>and etc.</w:t>
-            </w:r>
-            <w:proofErr w:type="gramEnd"/>
-            <w:r>
-              <w:rPr>
-                <w:rFonts w:ascii="Calibri" w:eastAsia="Times New Roman" w:hAnsi="Calibri" w:cs="Times New Roman"/>
-                <w:color w:val="000000"/>
-                <w:sz w:val="20"/>
-                <w:lang w:bidi="hi-IN"/>
-              </w:rPr>
-              <w:t> </w:t>
+            <w:r>
+              <w:rPr>
+                <w:rFonts w:ascii="Calibri" w:eastAsia="Times New Roman" w:hAnsi="Calibri" w:cs="Times New Roman"/>
+                <w:color w:val="000000"/>
+                <w:sz w:val="20"/>
+                <w:lang w:bidi="hi-IN"/>
+              </w:rPr>
+              <w:t xml:space="preserve"> and etc. </w:t>
             </w:r>
           </w:p>
           <w:p>
@@ -2808,27 +2908,7 @@
                 <w:lang w:val="en-IN" w:bidi="hi-IN"/>
               </w:rPr>
               <w:noBreakHyphen/>
-              <w:t xml:space="preserve">Augmented Generation (RAG) and </w:t>
-            </w:r>
-            <w:r>
-              <w:rPr>
-                <w:rFonts w:ascii="Calibri" w:eastAsia="Times New Roman" w:hAnsi="Calibri" w:cs="Times New Roman"/>
-                <w:color w:val="000000"/>
-                <w:sz w:val="20"/>
-                <w:szCs w:val="20"/>
-                <w:lang w:val="en-IN" w:bidi="hi-IN"/>
-              </w:rPr>
-              <w:t>A</w:t>
-            </w:r>
-            <w:r>
-              <w:rPr>
-                <w:rFonts w:ascii="Calibri" w:eastAsia="Times New Roman" w:hAnsi="Calibri" w:cs="Times New Roman"/>
-                <w:color w:val="000000"/>
-                <w:sz w:val="20"/>
-                <w:szCs w:val="20"/>
-                <w:lang w:val="en-IN" w:bidi="hi-IN"/>
-              </w:rPr>
-              <w:t xml:space="preserve">dvanced RAG techniques, </w:t>
+              <w:t xml:space="preserve">Augmented Generation (RAG), </w:t>
             </w:r>
             <w:r>
               <w:rPr>
@@ -3093,6 +3173,16 @@
                 <w:szCs w:val="20"/>
                 <w:lang w:val="en-IN" w:bidi="hi-IN"/>
               </w:rPr>
+              <w:t xml:space="preserve"> AI</w:t>
+            </w:r>
+            <w:r>
+              <w:rPr>
+                <w:rFonts w:ascii="Calibri" w:eastAsia="Times New Roman" w:hAnsi="Calibri" w:cs="Times New Roman"/>
+                <w:color w:val="000000"/>
+                <w:sz w:val="20"/>
+                <w:szCs w:val="20"/>
+                <w:lang w:val="en-IN" w:bidi="hi-IN"/>
+              </w:rPr>
               <w:t xml:space="preserve">, </w:t>
             </w:r>
             <w:r>
@@ -3103,6 +3193,26 @@
                 <w:szCs w:val="20"/>
                 <w:lang w:val="en-IN" w:bidi="hi-IN"/>
               </w:rPr>
+              <w:t>D</w:t>
+            </w:r>
+            <w:r>
+              <w:rPr>
+                <w:rFonts w:ascii="Calibri" w:eastAsia="Times New Roman" w:hAnsi="Calibri" w:cs="Times New Roman"/>
+                <w:color w:val="000000"/>
+                <w:sz w:val="20"/>
+                <w:szCs w:val="20"/>
+                <w:lang w:val="en-IN" w:bidi="hi-IN"/>
+              </w:rPr>
+              <w:t xml:space="preserve">iffusion </w:t>
+            </w:r>
+            <w:r>
+              <w:rPr>
+                <w:rFonts w:ascii="Calibri" w:eastAsia="Times New Roman" w:hAnsi="Calibri" w:cs="Times New Roman"/>
+                <w:color w:val="000000"/>
+                <w:sz w:val="20"/>
+                <w:szCs w:val="20"/>
+                <w:lang w:val="en-IN" w:bidi="hi-IN"/>
+              </w:rPr>
               <w:t>M</w:t>
             </w:r>
             <w:r>
@@ -3113,46 +3223,6 @@
                 <w:szCs w:val="20"/>
                 <w:lang w:val="en-IN" w:bidi="hi-IN"/>
               </w:rPr>
-              <w:t xml:space="preserve">ultimodal LLMs and RAG, </w:t>
-            </w:r>
-            <w:r>
-              <w:rPr>
-                <w:rFonts w:ascii="Calibri" w:eastAsia="Times New Roman" w:hAnsi="Calibri" w:cs="Times New Roman"/>
-                <w:color w:val="000000"/>
-                <w:sz w:val="20"/>
-                <w:szCs w:val="20"/>
-                <w:lang w:val="en-IN" w:bidi="hi-IN"/>
-              </w:rPr>
-              <w:t>D</w:t>
-            </w:r>
-            <w:r>
-              <w:rPr>
-                <w:rFonts w:ascii="Calibri" w:eastAsia="Times New Roman" w:hAnsi="Calibri" w:cs="Times New Roman"/>
-                <w:color w:val="000000"/>
-                <w:sz w:val="20"/>
-                <w:szCs w:val="20"/>
-                <w:lang w:val="en-IN" w:bidi="hi-IN"/>
-              </w:rPr>
-              <w:t xml:space="preserve">iffusion </w:t>
-            </w:r>
-            <w:r>
-              <w:rPr>
-                <w:rFonts w:ascii="Calibri" w:eastAsia="Times New Roman" w:hAnsi="Calibri" w:cs="Times New Roman"/>
-                <w:color w:val="000000"/>
-                <w:sz w:val="20"/>
-                <w:szCs w:val="20"/>
-                <w:lang w:val="en-IN" w:bidi="hi-IN"/>
-              </w:rPr>
-              <w:t>M</w:t>
-            </w:r>
-            <w:r>
-              <w:rPr>
-                <w:rFonts w:ascii="Calibri" w:eastAsia="Times New Roman" w:hAnsi="Calibri" w:cs="Times New Roman"/>
-                <w:color w:val="000000"/>
-                <w:sz w:val="20"/>
-                <w:szCs w:val="20"/>
-                <w:lang w:val="en-IN" w:bidi="hi-IN"/>
-              </w:rPr>
               <w:t xml:space="preserve">odels, </w:t>
             </w:r>
             <w:r>
@@ -3217,18 +3287,16 @@
               </w:rPr>
               <w:t xml:space="preserve">, LlamaIndex, and </w:t>
             </w:r>
-            <w:proofErr w:type="spellStart"/>
-            <w:r>
-              <w:rPr>
-                <w:rFonts w:ascii="Calibri" w:eastAsia="Times New Roman" w:hAnsi="Calibri" w:cs="Times New Roman"/>
-                <w:color w:val="000000"/>
-                <w:sz w:val="20"/>
-                <w:szCs w:val="20"/>
-                <w:lang w:val="en-IN" w:bidi="hi-IN"/>
-              </w:rPr>
-              <w:t>LLMOps</w:t>
-            </w:r>
-            <w:proofErr w:type="spellEnd"/>
+            <w:r>
+              <w:rPr>
+                <w:rFonts w:ascii="Calibri" w:eastAsia="Times New Roman" w:hAnsi="Calibri" w:cs="Times New Roman"/>
+                <w:color w:val="000000"/>
+                <w:sz w:val="20"/>
+                <w:szCs w:val="20"/>
+                <w:lang w:val="en-IN" w:bidi="hi-IN"/>
+              </w:rPr>
+              <w:t>etc</w:t>
+            </w:r>
             <w:r>
               <w:rPr>
                 <w:rFonts w:ascii="Calibri" w:eastAsia="Times New Roman" w:hAnsi="Calibri" w:cs="Times New Roman"/>
@@ -3582,7 +3650,6 @@
               </w:rPr>
               <w:t xml:space="preserve">lementing and </w:t>
             </w:r>
-            <w:proofErr w:type="gramStart"/>
             <w:r>
               <w:rPr>
                 <w:rFonts w:ascii="Calibri" w:eastAsia="Times New Roman" w:hAnsi="Calibri" w:cs="Times New Roman"/>
@@ -3592,15 +3659,6 @@
               </w:rPr>
               <w:t xml:space="preserve">optimizing </w:t>
             </w:r>
-            <w:r>
-              <w:rPr>
-                <w:rFonts w:ascii="Calibri" w:eastAsia="Times New Roman" w:hAnsi="Calibri" w:cs="Times New Roman"/>
-                <w:color w:val="000000"/>
-                <w:sz w:val="20"/>
-                <w:lang w:bidi="hi-IN"/>
-              </w:rPr>
-              <w:t xml:space="preserve"> </w:t>
-            </w:r>
             <w:proofErr w:type="spellStart"/>
             <w:r>
               <w:rPr>
@@ -3612,7 +3670,6 @@
               <w:t>MLOps</w:t>
             </w:r>
             <w:proofErr w:type="spellEnd"/>
-            <w:proofErr w:type="gramEnd"/>
             <w:r>
               <w:rPr>
                 <w:rFonts w:ascii="Calibri" w:eastAsia="Times New Roman" w:hAnsi="Calibri" w:cs="Times New Roman"/>
@@ -3623,7 +3680,6 @@
               <w:t xml:space="preserve"> and </w:t>
             </w:r>
             <w:proofErr w:type="spellStart"/>
-            <w:proofErr w:type="gramStart"/>
             <w:r>
               <w:rPr>
                 <w:rFonts w:ascii="Calibri" w:eastAsia="Times New Roman" w:hAnsi="Calibri" w:cs="Times New Roman"/>
@@ -3641,18 +3697,8 @@
                 <w:sz w:val="20"/>
                 <w:lang w:bidi="hi-IN"/>
               </w:rPr>
-              <w:t xml:space="preserve">  </w:t>
-            </w:r>
-            <w:r>
-              <w:rPr>
-                <w:rFonts w:ascii="Calibri" w:eastAsia="Times New Roman" w:hAnsi="Calibri" w:cs="Times New Roman"/>
-                <w:color w:val="000000"/>
-                <w:sz w:val="20"/>
-                <w:lang w:bidi="hi-IN"/>
-              </w:rPr>
-              <w:t>CI</w:t>
-            </w:r>
-            <w:proofErr w:type="gramEnd"/>
+              <w:t xml:space="preserve"> CI</w:t>
+            </w:r>
             <w:r>
               <w:rPr>
                 <w:rFonts w:ascii="Calibri" w:eastAsia="Times New Roman" w:hAnsi="Calibri" w:cs="Times New Roman"/>
@@ -3797,7 +3843,25 @@
                 <w:sz w:val="20"/>
                 <w:lang w:bidi="hi-IN"/>
               </w:rPr>
-              <w:t xml:space="preserve"> and AWS.</w:t>
+              <w:t xml:space="preserve"> </w:t>
+            </w:r>
+            <w:r>
+              <w:rPr>
+                <w:rFonts w:ascii="Calibri" w:eastAsia="Times New Roman" w:hAnsi="Calibri" w:cs="Times New Roman"/>
+                <w:color w:val="000000"/>
+                <w:sz w:val="20"/>
+                <w:lang w:bidi="hi-IN"/>
+              </w:rPr>
+              <w:t>on</w:t>
+            </w:r>
+            <w:r>
+              <w:rPr>
+                <w:rFonts w:ascii="Calibri" w:eastAsia="Times New Roman" w:hAnsi="Calibri" w:cs="Times New Roman"/>
+                <w:color w:val="000000"/>
+                <w:sz w:val="20"/>
+                <w:lang w:bidi="hi-IN"/>
+              </w:rPr>
+              <w:t xml:space="preserve"> AWS.</w:t>
             </w:r>
           </w:p>
           <w:p>
@@ -4332,18 +4396,16 @@
               </w:rPr>
               <w:t xml:space="preserve">Experience </w:t>
             </w:r>
-            <w:proofErr w:type="gramStart"/>
-            <w:r>
-              <w:rPr>
-                <w:rFonts w:ascii="Calibri" w:eastAsia="Times New Roman" w:hAnsi="Calibri" w:cs="Times New Roman"/>
-                <w:color w:val="00000A"/>
-                <w:sz w:val="20"/>
-                <w:szCs w:val="20"/>
-                <w:lang w:bidi="hi-IN"/>
-              </w:rPr>
-              <w:t>on</w:t>
-            </w:r>
-            <w:proofErr w:type="gramEnd"/>
+            <w:r>
+              <w:rPr>
+                <w:rFonts w:ascii="Calibri" w:eastAsia="Times New Roman" w:hAnsi="Calibri" w:cs="Times New Roman"/>
+                <w:color w:val="00000A"/>
+                <w:sz w:val="20"/>
+                <w:szCs w:val="20"/>
+                <w:lang w:bidi="hi-IN"/>
+              </w:rPr>
+              <w:t>of</w:t>
+            </w:r>
             <w:r>
               <w:rPr>
                 <w:rFonts w:ascii="Calibri" w:eastAsia="Times New Roman" w:hAnsi="Calibri" w:cs="Times New Roman"/>
@@ -4410,7 +4472,28 @@
                 <w:szCs w:val="20"/>
                 <w:lang w:bidi="hi-IN"/>
               </w:rPr>
-              <w:t xml:space="preserve">Experience on working with </w:t>
+              <w:lastRenderedPageBreak/>
+              <w:t>Experience o</w:t>
+            </w:r>
+            <w:r>
+              <w:rPr>
+                <w:rFonts w:ascii="Calibri" w:eastAsia="Times New Roman" w:hAnsi="Calibri" w:cs="Times New Roman"/>
+                <w:color w:val="00000A"/>
+                <w:sz w:val="20"/>
+                <w:szCs w:val="20"/>
+                <w:lang w:bidi="hi-IN"/>
+              </w:rPr>
+              <w:t>f</w:t>
+            </w:r>
+            <w:r>
+              <w:rPr>
+                <w:rFonts w:ascii="Calibri" w:eastAsia="Times New Roman" w:hAnsi="Calibri" w:cs="Times New Roman"/>
+                <w:color w:val="00000A"/>
+                <w:sz w:val="20"/>
+                <w:szCs w:val="20"/>
+                <w:lang w:bidi="hi-IN"/>
+              </w:rPr>
+              <w:t xml:space="preserve"> working with </w:t>
             </w:r>
             <w:r>
               <w:rPr>
@@ -4447,7 +4530,6 @@
                 <w:sz w:val="20"/>
                 <w:lang w:bidi="hi-IN"/>
               </w:rPr>
-              <w:lastRenderedPageBreak/>
               <w:t xml:space="preserve">Hands-on </w:t>
             </w:r>
             <w:proofErr w:type="spellStart"/>
@@ -4488,7 +4570,6 @@
                 <w:lang w:bidi="hi-IN"/>
               </w:rPr>
             </w:pPr>
-            <w:proofErr w:type="gramStart"/>
             <w:r>
               <w:rPr>
                 <w:rFonts w:ascii="Calibri" w:eastAsia="Times New Roman" w:hAnsi="Calibri" w:cs="Times New Roman"/>
@@ -4505,9 +4586,8 @@
                 <w:sz w:val="20"/>
                 <w:lang w:bidi="hi-IN"/>
               </w:rPr>
-              <w:t xml:space="preserve"> topological</w:t>
-            </w:r>
-            <w:proofErr w:type="gramEnd"/>
+              <w:t>topological</w:t>
+            </w:r>
             <w:r>
               <w:rPr>
                 <w:rFonts w:ascii="Calibri" w:eastAsia="Times New Roman" w:hAnsi="Calibri" w:cs="Times New Roman"/>
@@ -5037,17 +5117,7 @@
                 <w:szCs w:val="20"/>
                 <w:lang w:val="en-IN" w:bidi="hi-IN"/>
               </w:rPr>
-              <w:t xml:space="preserve"> </w:t>
-            </w:r>
-            <w:proofErr w:type="gramStart"/>
-            <w:r>
-              <w:rPr>
-                <w:rFonts w:eastAsia="Times New Roman" w:cstheme="minorHAnsi"/>
-                <w:sz w:val="20"/>
-                <w:szCs w:val="20"/>
-                <w:lang w:val="en-IN" w:bidi="hi-IN"/>
-              </w:rPr>
-              <w:t>and etc</w:t>
+              <w:t xml:space="preserve"> and etc</w:t>
             </w:r>
             <w:r>
               <w:rPr>
@@ -5058,7 +5128,6 @@
               </w:rPr>
               <w:t>.</w:t>
             </w:r>
-            <w:proofErr w:type="gramEnd"/>
           </w:p>
           <w:p>
             <w:pPr>
@@ -5371,17 +5440,7 @@
                 <w:szCs w:val="20"/>
                 <w:lang w:val="en-IN" w:bidi="hi-IN"/>
               </w:rPr>
-              <w:t xml:space="preserve"> </w:t>
-            </w:r>
-            <w:proofErr w:type="gramStart"/>
-            <w:r>
-              <w:rPr>
-                <w:rFonts w:eastAsia="Times New Roman" w:cstheme="minorHAnsi"/>
-                <w:sz w:val="20"/>
-                <w:szCs w:val="20"/>
-                <w:lang w:val="en-IN" w:bidi="hi-IN"/>
-              </w:rPr>
-              <w:t>and etc</w:t>
+              <w:t xml:space="preserve"> and etc</w:t>
             </w:r>
             <w:r>
               <w:rPr>
@@ -5392,7 +5451,6 @@
               </w:rPr>
               <w:t>.</w:t>
             </w:r>
-            <w:proofErr w:type="gramEnd"/>
             <w:r>
               <w:rPr>
                 <w:rFonts w:eastAsia="Times New Roman" w:cstheme="minorHAnsi"/>
@@ -5934,7 +5992,25 @@
                 <w:szCs w:val="20"/>
                 <w:lang w:val="en-IN" w:bidi="hi-IN"/>
               </w:rPr>
-              <w:t>Face Recognition, Signature Embedding &amp; Matching, Metric Learning,</w:t>
+              <w:t xml:space="preserve">Face Recognition, </w:t>
+            </w:r>
+            <w:r>
+              <w:rPr>
+                <w:rFonts w:eastAsia="Times New Roman" w:cstheme="minorHAnsi"/>
+                <w:sz w:val="20"/>
+                <w:szCs w:val="20"/>
+                <w:lang w:val="en-IN" w:bidi="hi-IN"/>
+              </w:rPr>
+              <w:t>Image</w:t>
+            </w:r>
+            <w:r>
+              <w:rPr>
+                <w:rFonts w:eastAsia="Times New Roman" w:cstheme="minorHAnsi"/>
+                <w:sz w:val="20"/>
+                <w:szCs w:val="20"/>
+                <w:lang w:val="en-IN" w:bidi="hi-IN"/>
+              </w:rPr>
+              <w:t xml:space="preserve"> Embedding &amp; Matching, Metric Learning,</w:t>
             </w:r>
             <w:r>
               <w:rPr>
@@ -6152,6 +6228,7 @@
                 <w:szCs w:val="20"/>
                 <w:lang w:val="en-IN" w:bidi="hi-IN"/>
               </w:rPr>
+              <w:lastRenderedPageBreak/>
               <w:t>Key Responsibilities:</w:t>
             </w:r>
           </w:p>
@@ -6178,7 +6255,6 @@
                 <w:szCs w:val="20"/>
                 <w:lang w:val="en-IN" w:bidi="hi-IN"/>
               </w:rPr>
-              <w:lastRenderedPageBreak/>
               <w:t>Built an end</w:t>
             </w:r>
             <w:r>
@@ -7368,28 +7444,16 @@
               </w:rPr>
               <w:t xml:space="preserve">Implementing and </w:t>
             </w:r>
-            <w:proofErr w:type="spellStart"/>
-            <w:r>
-              <w:rPr>
-                <w:rFonts w:ascii="Calibri" w:eastAsia="Times New Roman" w:hAnsi="Calibri" w:cs="Times New Roman"/>
-                <w:color w:val="000000"/>
-                <w:sz w:val="20"/>
-                <w:szCs w:val="20"/>
-                <w:lang w:bidi="hi-IN"/>
-              </w:rPr>
-              <w:t>optimi</w:t>
-            </w:r>
-            <w:r>
-              <w:rPr>
-                <w:rFonts w:ascii="Calibri" w:eastAsia="Times New Roman" w:hAnsi="Calibri" w:cs="Times New Roman"/>
-                <w:color w:val="000000"/>
-                <w:sz w:val="20"/>
-                <w:szCs w:val="20"/>
-                <w:lang w:bidi="hi-IN"/>
-              </w:rPr>
-              <w:t>sing</w:t>
-            </w:r>
-            <w:proofErr w:type="spellEnd"/>
+            <w:r>
+              <w:rPr>
+                <w:rFonts w:ascii="Calibri" w:eastAsia="Times New Roman" w:hAnsi="Calibri" w:cs="Times New Roman"/>
+                <w:color w:val="000000"/>
+                <w:sz w:val="20"/>
+                <w:szCs w:val="20"/>
+                <w:lang w:bidi="hi-IN"/>
+              </w:rPr>
+              <w:t>optimizing</w:t>
+            </w:r>
             <w:r>
               <w:rPr>
                 <w:rFonts w:ascii="Calibri" w:eastAsia="Times New Roman" w:hAnsi="Calibri" w:cs="Times New Roman"/>
@@ -7490,28 +7554,16 @@
               </w:rPr>
               <w:t xml:space="preserve">uring deployed </w:t>
             </w:r>
-            <w:proofErr w:type="gramStart"/>
-            <w:r>
-              <w:rPr>
-                <w:rFonts w:ascii="Calibri" w:eastAsia="Times New Roman" w:hAnsi="Calibri" w:cs="Times New Roman"/>
-                <w:color w:val="000000"/>
-                <w:sz w:val="20"/>
-                <w:szCs w:val="20"/>
-                <w:lang w:bidi="hi-IN"/>
-              </w:rPr>
-              <w:t>model’s  fairnes</w:t>
-            </w:r>
-            <w:r>
-              <w:rPr>
-                <w:rFonts w:ascii="Calibri" w:eastAsia="Times New Roman" w:hAnsi="Calibri" w:cs="Times New Roman"/>
-                <w:color w:val="000000"/>
-                <w:sz w:val="20"/>
-                <w:szCs w:val="20"/>
-                <w:lang w:bidi="hi-IN"/>
-              </w:rPr>
-              <w:t>s</w:t>
-            </w:r>
-            <w:proofErr w:type="gramEnd"/>
+            <w:r>
+              <w:rPr>
+                <w:rFonts w:ascii="Calibri" w:eastAsia="Times New Roman" w:hAnsi="Calibri" w:cs="Times New Roman"/>
+                <w:color w:val="000000"/>
+                <w:sz w:val="20"/>
+                <w:szCs w:val="20"/>
+                <w:lang w:bidi="hi-IN"/>
+              </w:rPr>
+              <w:t>model’s fairness</w:t>
+            </w:r>
             <w:r>
               <w:rPr>
                 <w:rFonts w:ascii="Calibri" w:eastAsia="Times New Roman" w:hAnsi="Calibri" w:cs="Times New Roman"/>
@@ -7721,7 +7773,6 @@
               <w:t xml:space="preserve">, </w:t>
             </w:r>
             <w:proofErr w:type="spellStart"/>
-            <w:proofErr w:type="gramStart"/>
             <w:r>
               <w:rPr>
                 <w:rFonts w:ascii="Calibri" w:eastAsia="Times New Roman" w:hAnsi="Calibri" w:cs="Times New Roman"/>
@@ -7741,7 +7792,6 @@
               </w:rPr>
               <w:t xml:space="preserve"> ,</w:t>
             </w:r>
-            <w:proofErr w:type="gramEnd"/>
             <w:r>
               <w:rPr>
                 <w:rFonts w:ascii="Calibri" w:eastAsia="Times New Roman" w:hAnsi="Calibri" w:cs="Times New Roman"/>
@@ -7999,7 +8049,29 @@
                 <w:szCs w:val="20"/>
                 <w:shd w:val="clear" w:color="auto" w:fill="FFFFFF"/>
               </w:rPr>
-              <w:t>Deepspeed</w:t>
+              <w:t>Deep</w:t>
+            </w:r>
+            <w:r>
+              <w:rPr>
+                <w:rStyle w:val="normaltextrun"/>
+                <w:rFonts w:ascii="Calibri" w:hAnsi="Calibri"/>
+                <w:color w:val="262626"/>
+                <w:sz w:val="20"/>
+                <w:szCs w:val="20"/>
+                <w:shd w:val="clear" w:color="auto" w:fill="FFFFFF"/>
+              </w:rPr>
+              <w:t>S</w:t>
+            </w:r>
+            <w:r>
+              <w:rPr>
+                <w:rStyle w:val="normaltextrun"/>
+                <w:rFonts w:ascii="Calibri" w:hAnsi="Calibri"/>
+                <w:color w:val="262626"/>
+                <w:sz w:val="20"/>
+                <w:szCs w:val="20"/>
+                <w:shd w:val="clear" w:color="auto" w:fill="FFFFFF"/>
+              </w:rPr>
+              <w:t>peed</w:t>
             </w:r>
             <w:proofErr w:type="spellEnd"/>
             <w:r>
@@ -8197,6 +8269,7 @@
                 <w:szCs w:val="24"/>
                 <w:lang w:bidi="hi-IN"/>
               </w:rPr>
+              <w:lastRenderedPageBreak/>
               <w:t>HCL</w:t>
             </w:r>
             <w:r>
@@ -8350,7 +8423,6 @@
                 <w:sz w:val="20"/>
                 <w:lang w:bidi="hi-IN"/>
               </w:rPr>
-              <w:lastRenderedPageBreak/>
               <w:t>Key Responsibilities</w:t>
             </w:r>
             <w:r>
@@ -8815,7 +8887,6 @@
                 <w:sz w:val="20"/>
                 <w:lang w:bidi="hi-IN"/>
               </w:rPr>
-              <w:lastRenderedPageBreak/>
               <w:t>01Aug2022 – Jan2023 </w:t>
             </w:r>
           </w:p>
@@ -8840,7 +8911,6 @@
                 <w:szCs w:val="24"/>
                 <w:lang w:bidi="hi-IN"/>
               </w:rPr>
-              <w:lastRenderedPageBreak/>
               <w:t> </w:t>
             </w:r>
           </w:p>
@@ -8884,7 +8954,6 @@
                 <w:szCs w:val="24"/>
                 <w:lang w:bidi="hi-IN"/>
               </w:rPr>
-              <w:lastRenderedPageBreak/>
               <w:t>HCLTech</w:t>
             </w:r>
             <w:proofErr w:type="spellEnd"/>
@@ -8924,7 +8993,6 @@
               </w:rPr>
               <w:t>Project</w:t>
             </w:r>
-            <w:proofErr w:type="gramStart"/>
             <w:r>
               <w:rPr>
                 <w:rFonts w:ascii="Calibri" w:eastAsia="Times New Roman" w:hAnsi="Calibri" w:cs="Times New Roman"/>
@@ -8943,20 +9011,28 @@
                 <w:sz w:val="20"/>
                 <w:lang w:bidi="hi-IN"/>
               </w:rPr>
-              <w:t xml:space="preserve">  </w:t>
-            </w:r>
-            <w:r>
-              <w:rPr>
-                <w:rFonts w:ascii="Calibri" w:eastAsia="Times New Roman" w:hAnsi="Calibri" w:cs="Times New Roman"/>
-                <w:b/>
-                <w:bCs/>
+              <w:t xml:space="preserve"> </w:t>
+            </w:r>
+            <w:r>
+              <w:rPr>
+                <w:rFonts w:ascii="Calibri" w:eastAsia="Times New Roman" w:hAnsi="Calibri" w:cs="Times New Roman"/>
                 <w:color w:val="000000" w:themeColor="text1"/>
                 <w:sz w:val="20"/>
                 <w:lang w:bidi="hi-IN"/>
               </w:rPr>
+              <w:t xml:space="preserve"> </w:t>
+            </w:r>
+            <w:r>
+              <w:rPr>
+                <w:rFonts w:ascii="Calibri" w:eastAsia="Times New Roman" w:hAnsi="Calibri" w:cs="Times New Roman"/>
+                <w:b/>
+                <w:bCs/>
+                <w:color w:val="000000" w:themeColor="text1"/>
+                <w:sz w:val="20"/>
+                <w:lang w:bidi="hi-IN"/>
+              </w:rPr>
               <w:t>Conduent</w:t>
             </w:r>
-            <w:proofErr w:type="gramEnd"/>
             <w:r>
               <w:rPr>
                 <w:rFonts w:ascii="Calibri" w:eastAsia="Times New Roman" w:hAnsi="Calibri" w:cs="Times New Roman"/>
@@ -9827,7 +9903,25 @@
                 <w:sz w:val="20"/>
                 <w:lang w:bidi="hi-IN"/>
               </w:rPr>
-              <w:t>Practice TDA approaches for the image dataset with support of deep learning network to have deep insight of convolutional neural network through weights and feature maps visualization. We had formulated three basic flows to handle image datasets with the TDA and validated our proposed approaches by taking the datasets. </w:t>
+              <w:t xml:space="preserve">Practice TDA </w:t>
+            </w:r>
+            <w:r>
+              <w:rPr>
+                <w:rFonts w:ascii="Calibri" w:eastAsia="Times New Roman" w:hAnsi="Calibri" w:cs="Times New Roman"/>
+                <w:color w:val="00000A"/>
+                <w:sz w:val="20"/>
+                <w:lang w:bidi="hi-IN"/>
+              </w:rPr>
+              <w:t>approaches</w:t>
+            </w:r>
+            <w:r>
+              <w:rPr>
+                <w:rFonts w:ascii="Calibri" w:eastAsia="Times New Roman" w:hAnsi="Calibri" w:cs="Times New Roman"/>
+                <w:color w:val="00000A"/>
+                <w:sz w:val="20"/>
+                <w:lang w:bidi="hi-IN"/>
+              </w:rPr>
+              <w:t xml:space="preserve"> the image dataset with support of deep learning network to have deep insight of convolutional neural network through weights and feature maps visualization. We had formulated three basic flows to handle image datasets with the TDA and validated our proposed approaches by taking the datasets. </w:t>
             </w:r>
           </w:p>
           <w:p>
@@ -13515,6 +13609,7 @@
   <w:style w:type="character" w:default="1" w:styleId="DefaultParagraphFont">
     <w:name w:val="Default Paragraph Font"/>
     <w:uiPriority w:val="1"/>
+    <w:semiHidden/>
     <w:unhideWhenUsed/>
   </w:style>
   <w:style w:type="table" w:default="1" w:styleId="TableNormal">
